--- a/file/report/PYAS_PlantillaInformeTecnico.docx
+++ b/file/report/PYAS_PlantillaInformeTecnico.docx
@@ -534,12 +534,12 @@
       <w:r>
         <w:fldChar w:fldCharType="separate"/>
       </w:r>
-      <w:hyperlink w:anchor="_Toc222990422" w:history="1">
+      <w:hyperlink w:anchor="_Toc223413943" w:history="1">
         <w:r>
           <w:rPr>
             <w:rStyle w:val="Hyperlink"/>
           </w:rPr>
-          <w:t>1. Actividad…</w:t>
+          <w:t>1. Actividad o pregunta…</w:t>
         </w:r>
         <w:r>
           <w:rPr>
@@ -560,7 +560,7 @@
             <w:noProof/>
             <w:webHidden/>
           </w:rPr>
-          <w:instrText xml:space="preserve"> PAGEREF _Toc222990422 \h </w:instrText>
+          <w:instrText xml:space="preserve"> PAGEREF _Toc223413943 \h </w:instrText>
         </w:r>
         <w:r>
           <w:rPr>
@@ -608,12 +608,12 @@
           <w14:ligatures w14:val="standardContextual"/>
         </w:rPr>
       </w:pPr>
-      <w:hyperlink w:anchor="_Toc222990423" w:history="1">
+      <w:hyperlink w:anchor="_Toc223413944" w:history="1">
         <w:r>
           <w:rPr>
             <w:rStyle w:val="Hyperlink"/>
           </w:rPr>
-          <w:t>2. Actividad…</w:t>
+          <w:t>2. Actividad o pregunta …</w:t>
         </w:r>
         <w:r>
           <w:rPr>
@@ -634,7 +634,7 @@
             <w:noProof/>
             <w:webHidden/>
           </w:rPr>
-          <w:instrText xml:space="preserve"> PAGEREF _Toc222990423 \h </w:instrText>
+          <w:instrText xml:space="preserve"> PAGEREF _Toc223413944 \h </w:instrText>
         </w:r>
         <w:r>
           <w:rPr>
@@ -682,12 +682,12 @@
           <w14:ligatures w14:val="standardContextual"/>
         </w:rPr>
       </w:pPr>
-      <w:hyperlink w:anchor="_Toc222990424" w:history="1">
+      <w:hyperlink w:anchor="_Toc223413945" w:history="1">
         <w:r>
           <w:rPr>
             <w:rStyle w:val="Hyperlink"/>
           </w:rPr>
-          <w:t>3. Actividad…</w:t>
+          <w:t>3. Actividad o pregunta …</w:t>
         </w:r>
         <w:r>
           <w:rPr>
@@ -708,7 +708,7 @@
             <w:noProof/>
             <w:webHidden/>
           </w:rPr>
-          <w:instrText xml:space="preserve"> PAGEREF _Toc222990424 \h </w:instrText>
+          <w:instrText xml:space="preserve"> PAGEREF _Toc223413945 \h </w:instrText>
         </w:r>
         <w:r>
           <w:rPr>
@@ -749,9 +749,15 @@
       <w:pPr>
         <w:pStyle w:val="Heading1"/>
       </w:pPr>
-      <w:bookmarkStart w:id="0" w:name="_Toc222990422"/>
-      <w:r>
-        <w:t>1. Actividad…</w:t>
+      <w:bookmarkStart w:id="0" w:name="_Toc223413943"/>
+      <w:r>
+        <w:t>1. Actividad</w:t>
+      </w:r>
+      <w:r>
+        <w:t xml:space="preserve"> o pregunta</w:t>
+      </w:r>
+      <w:r>
+        <w:t>…</w:t>
       </w:r>
       <w:bookmarkEnd w:id="0"/>
     </w:p>
@@ -772,9 +778,18 @@
       <w:pPr>
         <w:pStyle w:val="Heading1"/>
       </w:pPr>
-      <w:bookmarkStart w:id="1" w:name="_Toc222990423"/>
-      <w:r>
-        <w:t>2. Actividad…</w:t>
+      <w:bookmarkStart w:id="1" w:name="_Toc223413944"/>
+      <w:r>
+        <w:t>2. Actividad</w:t>
+      </w:r>
+      <w:r>
+        <w:t xml:space="preserve"> o pregunta</w:t>
+      </w:r>
+      <w:r>
+        <w:t xml:space="preserve"> </w:t>
+      </w:r>
+      <w:r>
+        <w:t>…</w:t>
       </w:r>
       <w:bookmarkEnd w:id="1"/>
     </w:p>
@@ -811,9 +826,18 @@
       <w:pPr>
         <w:pStyle w:val="Heading1"/>
       </w:pPr>
-      <w:bookmarkStart w:id="2" w:name="_Toc222990424"/>
-      <w:r>
-        <w:t>3. Actividad…</w:t>
+      <w:bookmarkStart w:id="2" w:name="_Toc223413945"/>
+      <w:r>
+        <w:t>3. Actividad</w:t>
+      </w:r>
+      <w:r>
+        <w:t xml:space="preserve"> o pregunta</w:t>
+      </w:r>
+      <w:r>
+        <w:t xml:space="preserve"> </w:t>
+      </w:r>
+      <w:r>
+        <w:t>…</w:t>
       </w:r>
       <w:bookmarkEnd w:id="2"/>
     </w:p>

--- a/file/report/PYAS_PlantillaInformeTecnico.docx
+++ b/file/report/PYAS_PlantillaInformeTecnico.docx
@@ -115,21 +115,8 @@
           </w:tcPr>
           <w:p>
             <w:r>
-              <w:t xml:space="preserve">Ingrese fecha en formato </w:t>
+              <w:t>Ingrese fecha en formato aaaa/mm/dd</w:t>
             </w:r>
-            <w:proofErr w:type="spellStart"/>
-            <w:r>
-              <w:t>aaaa</w:t>
-            </w:r>
-            <w:proofErr w:type="spellEnd"/>
-            <w:r>
-              <w:t>/mm/</w:t>
-            </w:r>
-            <w:proofErr w:type="spellStart"/>
-            <w:r>
-              <w:t>dd</w:t>
-            </w:r>
-            <w:proofErr w:type="spellEnd"/>
           </w:p>
         </w:tc>
       </w:tr>
@@ -237,29 +224,7 @@
           <w:sz w:val="16"/>
           <w:szCs w:val="16"/>
         </w:rPr>
-        <w:t xml:space="preserve">La asistencia a talleres y laboratorios es de carácter obligatorio. La inasistencia a estas actividades se califica con </w:t>
-      </w:r>
-      <w:proofErr w:type="gramStart"/>
-      <w:r>
-        <w:rPr>
-          <w:i/>
-          <w:iCs/>
-          <w:color w:val="C00000"/>
-          <w:sz w:val="16"/>
-          <w:szCs w:val="16"/>
-        </w:rPr>
-        <w:t>cero coma</w:t>
-      </w:r>
-      <w:proofErr w:type="gramEnd"/>
-      <w:r>
-        <w:rPr>
-          <w:i/>
-          <w:iCs/>
-          <w:color w:val="C00000"/>
-          <w:sz w:val="16"/>
-          <w:szCs w:val="16"/>
-        </w:rPr>
-        <w:t xml:space="preserve"> cero (0,0)</w:t>
+        <w:t>La asistencia a talleres y laboratorios es de carácter obligatorio. La inasistencia a estas actividades se califica con cero coma cero (0,0)</w:t>
       </w:r>
       <w:r>
         <w:rPr>
@@ -325,7 +290,6 @@
         </w:rPr>
         <w:t xml:space="preserve"> o </w:t>
       </w:r>
-      <w:proofErr w:type="spellStart"/>
       <w:r>
         <w:rPr>
           <w:b/>
@@ -336,9 +300,16 @@
           <w:sz w:val="16"/>
           <w:szCs w:val="16"/>
         </w:rPr>
-        <w:t>Snipping</w:t>
-      </w:r>
-      <w:proofErr w:type="spellEnd"/>
+        <w:t>Snipping Tool</w:t>
+      </w:r>
+      <w:r>
+        <w:rPr>
+          <w:color w:val="C00000"/>
+          <w:sz w:val="16"/>
+          <w:szCs w:val="16"/>
+        </w:rPr>
+        <w:t xml:space="preserve">, las teclas </w:t>
+      </w:r>
       <w:r>
         <w:rPr>
           <w:b/>
@@ -349,42 +320,8 @@
           <w:sz w:val="16"/>
           <w:szCs w:val="16"/>
         </w:rPr>
-        <w:t xml:space="preserve"> Tool</w:t>
-      </w:r>
-      <w:r>
-        <w:rPr>
-          <w:color w:val="C00000"/>
-          <w:sz w:val="16"/>
-          <w:szCs w:val="16"/>
-        </w:rPr>
-        <w:t xml:space="preserve">, las teclas </w:t>
-      </w:r>
-      <w:r>
-        <w:rPr>
-          <w:b/>
-          <w:bCs/>
-          <w:i/>
-          <w:iCs/>
-          <w:color w:val="C00000"/>
-          <w:sz w:val="16"/>
-          <w:szCs w:val="16"/>
-        </w:rPr>
-        <w:t xml:space="preserve">Win + </w:t>
-      </w:r>
-      <w:proofErr w:type="spellStart"/>
-      <w:r>
-        <w:rPr>
-          <w:b/>
-          <w:bCs/>
-          <w:i/>
-          <w:iCs/>
-          <w:color w:val="C00000"/>
-          <w:sz w:val="16"/>
-          <w:szCs w:val="16"/>
-        </w:rPr>
-        <w:t>PrtScn</w:t>
-      </w:r>
-      <w:proofErr w:type="spellEnd"/>
+        <w:t>Win + PrtScn</w:t>
+      </w:r>
       <w:r>
         <w:rPr>
           <w:color w:val="C00000"/>
@@ -411,25 +348,7 @@
           <w:sz w:val="16"/>
           <w:szCs w:val="16"/>
         </w:rPr>
-        <w:t xml:space="preserve"> para obtener capturas desde la </w:t>
-      </w:r>
-      <w:proofErr w:type="spellStart"/>
-      <w:r>
-        <w:rPr>
-          <w:color w:val="C00000"/>
-          <w:sz w:val="16"/>
-          <w:szCs w:val="16"/>
-        </w:rPr>
-        <w:t>Game</w:t>
-      </w:r>
-      <w:proofErr w:type="spellEnd"/>
-      <w:r>
-        <w:rPr>
-          <w:color w:val="C00000"/>
-          <w:sz w:val="16"/>
-          <w:szCs w:val="16"/>
-        </w:rPr>
-        <w:t xml:space="preserve"> Bar, o las teclas </w:t>
+        <w:t xml:space="preserve"> para obtener capturas desde la Game Bar, o las teclas </w:t>
       </w:r>
       <w:r>
         <w:rPr>
@@ -481,25 +400,7 @@
           <w:sz w:val="16"/>
           <w:szCs w:val="16"/>
         </w:rPr>
-        <w:t>convertido a formato Adobe Acrobat .</w:t>
-      </w:r>
-      <w:proofErr w:type="spellStart"/>
-      <w:r>
-        <w:rPr>
-          <w:color w:val="C00000"/>
-          <w:sz w:val="16"/>
-          <w:szCs w:val="16"/>
-        </w:rPr>
-        <w:t>pdf</w:t>
-      </w:r>
-      <w:proofErr w:type="spellEnd"/>
-      <w:r>
-        <w:rPr>
-          <w:color w:val="C00000"/>
-          <w:sz w:val="16"/>
-          <w:szCs w:val="16"/>
-        </w:rPr>
-        <w:t xml:space="preserve"> y adjuntado al Quiz.</w:t>
+        <w:t>convertido a formato Adobe Acrobat .pdf y adjuntado al Quiz.</w:t>
       </w:r>
     </w:p>
     <w:p/>
@@ -783,10 +684,7 @@
         <w:t>2. Actividad</w:t>
       </w:r>
       <w:r>
-        <w:t xml:space="preserve"> o pregunta</w:t>
-      </w:r>
-      <w:r>
-        <w:t xml:space="preserve"> </w:t>
+        <w:t xml:space="preserve"> o pregunta </w:t>
       </w:r>
       <w:r>
         <w:t>…</w:t>
@@ -831,10 +729,7 @@
         <w:t>3. Actividad</w:t>
       </w:r>
       <w:r>
-        <w:t xml:space="preserve"> o pregunta</w:t>
-      </w:r>
-      <w:r>
-        <w:t xml:space="preserve"> </w:t>
+        <w:t xml:space="preserve"> o pregunta </w:t>
       </w:r>
       <w:r>
         <w:t>…</w:t>
@@ -857,9 +752,12 @@
     <w:p/>
     <w:p/>
     <w:sectPr>
-      <w:headerReference w:type="default" r:id="rId8"/>
-      <w:footerReference w:type="even" r:id="rId9"/>
-      <w:footerReference w:type="default" r:id="rId10"/>
+      <w:headerReference w:type="even" r:id="rId8"/>
+      <w:headerReference w:type="default" r:id="rId9"/>
+      <w:footerReference w:type="even" r:id="rId10"/>
+      <w:footerReference w:type="default" r:id="rId11"/>
+      <w:headerReference w:type="first" r:id="rId12"/>
+      <w:footerReference w:type="first" r:id="rId13"/>
       <w:pgSz w:w="12240" w:h="15840" w:code="1"/>
       <w:pgMar w:top="851" w:right="1134" w:bottom="851" w:left="1134" w:header="425" w:footer="425" w:gutter="0"/>
       <w:cols w:space="720"/>
@@ -1188,6 +1086,16 @@
 </w:ftr>
 </file>
 
+<file path=word/footer3.xml><?xml version="1.0" encoding="utf-8"?>
+<w:ftr xmlns:wpc="http://schemas.microsoft.com/office/word/2010/wordprocessingCanvas" xmlns:cx="http://schemas.microsoft.com/office/drawing/2014/chartex" xmlns:cx1="http://schemas.microsoft.com/office/drawing/2015/9/8/chartex" xmlns:cx2="http://schemas.microsoft.com/office/drawing/2015/10/21/chartex" xmlns:cx3="http://schemas.microsoft.com/office/drawing/2016/5/9/chartex" xmlns:cx4="http://schemas.microsoft.com/office/drawing/2016/5/10/chartex" xmlns:cx5="http://schemas.microsoft.com/office/drawing/2016/5/11/chartex" xmlns:cx6="http://schemas.microsoft.com/office/drawing/2016/5/12/chartex" xmlns:cx7="http://schemas.microsoft.com/office/drawing/2016/5/13/chartex" xmlns:cx8="http://schemas.microsoft.com/office/drawing/2016/5/14/chartex" xmlns:mc="http://schemas.openxmlformats.org/markup-compatibility/2006" xmlns:aink="http://schemas.microsoft.com/office/drawing/2016/ink" xmlns:am3d="http://schemas.microsoft.com/office/drawing/2017/model3d" xmlns:o="urn:schemas-microsoft-com:office:office" xmlns:oel="http://schemas.microsoft.com/office/2019/extlst" xmlns:r="http://schemas.openxmlformats.org/officeDocument/2006/relationships" xmlns:m="http://schemas.openxmlformats.org/officeDocument/2006/math" xmlns:v="urn:schemas-microsoft-com:vml" xmlns:wp14="http://schemas.microsoft.com/office/word/2010/wordprocessingDrawing" xmlns:wp="http://schemas.openxmlformats.org/drawingml/2006/wordprocessingDrawing" xmlns:w10="urn:schemas-microsoft-com:office:word" xmlns:w="http://schemas.openxmlformats.org/wordprocessingml/2006/main" xmlns:w14="http://schemas.microsoft.com/office/word/2010/wordml" xmlns:w15="http://schemas.microsoft.com/office/word/2012/wordml" xmlns:w16cex="http://schemas.microsoft.com/office/word/2018/wordml/cex" xmlns:w16cid="http://schemas.microsoft.com/office/word/2016/wordml/cid" xmlns:w16="http://schemas.microsoft.com/office/word/2018/wordml" xmlns:w16du="http://schemas.microsoft.com/office/word/2023/wordml/word16du" xmlns:w16sdtdh="http://schemas.microsoft.com/office/word/2020/wordml/sdtdatahash" xmlns:w16sdtfl="http://schemas.microsoft.com/office/word/2024/wordml/sdtformatlock" xmlns:w16se="http://schemas.microsoft.com/office/word/2015/wordml/symex" xmlns:wpg="http://schemas.microsoft.com/office/word/2010/wordprocessingGroup" xmlns:wpi="http://schemas.microsoft.com/office/word/2010/wordprocessingInk" xmlns:wne="http://schemas.microsoft.com/office/word/2006/wordml" xmlns:wps="http://schemas.microsoft.com/office/word/2010/wordprocessingShape" mc:Ignorable="w14 w15 w16se w16cid w16 w16cex w16sdtdh w16sdtfl w16du wp14">
+  <w:p>
+    <w:pPr>
+      <w:pStyle w:val="Footer"/>
+    </w:pPr>
+  </w:p>
+</w:ftr>
+</file>
+
 <file path=word/footnotes.xml><?xml version="1.0" encoding="utf-8"?>
 <w:footnotes xmlns:wpc="http://schemas.microsoft.com/office/word/2010/wordprocessingCanvas" xmlns:cx="http://schemas.microsoft.com/office/drawing/2014/chartex" xmlns:cx1="http://schemas.microsoft.com/office/drawing/2015/9/8/chartex" xmlns:cx2="http://schemas.microsoft.com/office/drawing/2015/10/21/chartex" xmlns:cx3="http://schemas.microsoft.com/office/drawing/2016/5/9/chartex" xmlns:cx4="http://schemas.microsoft.com/office/drawing/2016/5/10/chartex" xmlns:cx5="http://schemas.microsoft.com/office/drawing/2016/5/11/chartex" xmlns:cx6="http://schemas.microsoft.com/office/drawing/2016/5/12/chartex" xmlns:cx7="http://schemas.microsoft.com/office/drawing/2016/5/13/chartex" xmlns:cx8="http://schemas.microsoft.com/office/drawing/2016/5/14/chartex" xmlns:mc="http://schemas.openxmlformats.org/markup-compatibility/2006" xmlns:aink="http://schemas.microsoft.com/office/drawing/2016/ink" xmlns:am3d="http://schemas.microsoft.com/office/drawing/2017/model3d" xmlns:o="urn:schemas-microsoft-com:office:office" xmlns:oel="http://schemas.microsoft.com/office/2019/extlst" xmlns:r="http://schemas.openxmlformats.org/officeDocument/2006/relationships" xmlns:m="http://schemas.openxmlformats.org/officeDocument/2006/math" xmlns:v="urn:schemas-microsoft-com:vml" xmlns:wp14="http://schemas.microsoft.com/office/word/2010/wordprocessingDrawing" xmlns:wp="http://schemas.openxmlformats.org/drawingml/2006/wordprocessingDrawing" xmlns:w10="urn:schemas-microsoft-com:office:word" xmlns:w="http://schemas.openxmlformats.org/wordprocessingml/2006/main" xmlns:w14="http://schemas.microsoft.com/office/word/2010/wordml" xmlns:w15="http://schemas.microsoft.com/office/word/2012/wordml" xmlns:w16cex="http://schemas.microsoft.com/office/word/2018/wordml/cex" xmlns:w16cid="http://schemas.microsoft.com/office/word/2016/wordml/cid" xmlns:w16="http://schemas.microsoft.com/office/word/2018/wordml" xmlns:w16du="http://schemas.microsoft.com/office/word/2023/wordml/word16du" xmlns:w16sdtdh="http://schemas.microsoft.com/office/word/2020/wordml/sdtdatahash" xmlns:w16sdtfl="http://schemas.microsoft.com/office/word/2024/wordml/sdtformatlock" xmlns:w16se="http://schemas.microsoft.com/office/word/2015/wordml/symex" xmlns:wpg="http://schemas.microsoft.com/office/word/2010/wordprocessingGroup" xmlns:wpi="http://schemas.microsoft.com/office/word/2010/wordprocessingInk" xmlns:wne="http://schemas.microsoft.com/office/word/2006/wordml" xmlns:wps="http://schemas.microsoft.com/office/word/2010/wordprocessingShape" mc:Ignorable="w14 w15 w16se w16cid w16 w16cex w16sdtdh w16sdtfl w16du wp14">
   <w:footnote w:type="separator" w:id="-1">
@@ -1214,6 +1122,16 @@
 </file>
 
 <file path=word/header1.xml><?xml version="1.0" encoding="utf-8"?>
+<w:hdr xmlns:wpc="http://schemas.microsoft.com/office/word/2010/wordprocessingCanvas" xmlns:cx="http://schemas.microsoft.com/office/drawing/2014/chartex" xmlns:cx1="http://schemas.microsoft.com/office/drawing/2015/9/8/chartex" xmlns:cx2="http://schemas.microsoft.com/office/drawing/2015/10/21/chartex" xmlns:cx3="http://schemas.microsoft.com/office/drawing/2016/5/9/chartex" xmlns:cx4="http://schemas.microsoft.com/office/drawing/2016/5/10/chartex" xmlns:cx5="http://schemas.microsoft.com/office/drawing/2016/5/11/chartex" xmlns:cx6="http://schemas.microsoft.com/office/drawing/2016/5/12/chartex" xmlns:cx7="http://schemas.microsoft.com/office/drawing/2016/5/13/chartex" xmlns:cx8="http://schemas.microsoft.com/office/drawing/2016/5/14/chartex" xmlns:mc="http://schemas.openxmlformats.org/markup-compatibility/2006" xmlns:aink="http://schemas.microsoft.com/office/drawing/2016/ink" xmlns:am3d="http://schemas.microsoft.com/office/drawing/2017/model3d" xmlns:o="urn:schemas-microsoft-com:office:office" xmlns:oel="http://schemas.microsoft.com/office/2019/extlst" xmlns:r="http://schemas.openxmlformats.org/officeDocument/2006/relationships" xmlns:m="http://schemas.openxmlformats.org/officeDocument/2006/math" xmlns:v="urn:schemas-microsoft-com:vml" xmlns:wp14="http://schemas.microsoft.com/office/word/2010/wordprocessingDrawing" xmlns:wp="http://schemas.openxmlformats.org/drawingml/2006/wordprocessingDrawing" xmlns:w10="urn:schemas-microsoft-com:office:word" xmlns:w="http://schemas.openxmlformats.org/wordprocessingml/2006/main" xmlns:w14="http://schemas.microsoft.com/office/word/2010/wordml" xmlns:w15="http://schemas.microsoft.com/office/word/2012/wordml" xmlns:w16cex="http://schemas.microsoft.com/office/word/2018/wordml/cex" xmlns:w16cid="http://schemas.microsoft.com/office/word/2016/wordml/cid" xmlns:w16="http://schemas.microsoft.com/office/word/2018/wordml" xmlns:w16du="http://schemas.microsoft.com/office/word/2023/wordml/word16du" xmlns:w16sdtdh="http://schemas.microsoft.com/office/word/2020/wordml/sdtdatahash" xmlns:w16sdtfl="http://schemas.microsoft.com/office/word/2024/wordml/sdtformatlock" xmlns:w16se="http://schemas.microsoft.com/office/word/2015/wordml/symex" xmlns:wpg="http://schemas.microsoft.com/office/word/2010/wordprocessingGroup" xmlns:wpi="http://schemas.microsoft.com/office/word/2010/wordprocessingInk" xmlns:wne="http://schemas.microsoft.com/office/word/2006/wordml" xmlns:wps="http://schemas.microsoft.com/office/word/2010/wordprocessingShape" mc:Ignorable="w14 w15 w16se w16cid w16 w16cex w16sdtdh w16sdtfl w16du wp14">
+  <w:p>
+    <w:pPr>
+      <w:pStyle w:val="Header"/>
+    </w:pPr>
+  </w:p>
+</w:hdr>
+</file>
+
+<file path=word/header2.xml><?xml version="1.0" encoding="utf-8"?>
 <w:hdr xmlns:wpc="http://schemas.microsoft.com/office/word/2010/wordprocessingCanvas" xmlns:cx="http://schemas.microsoft.com/office/drawing/2014/chartex" xmlns:cx1="http://schemas.microsoft.com/office/drawing/2015/9/8/chartex" xmlns:cx2="http://schemas.microsoft.com/office/drawing/2015/10/21/chartex" xmlns:cx3="http://schemas.microsoft.com/office/drawing/2016/5/9/chartex" xmlns:cx4="http://schemas.microsoft.com/office/drawing/2016/5/10/chartex" xmlns:cx5="http://schemas.microsoft.com/office/drawing/2016/5/11/chartex" xmlns:cx6="http://schemas.microsoft.com/office/drawing/2016/5/12/chartex" xmlns:cx7="http://schemas.microsoft.com/office/drawing/2016/5/13/chartex" xmlns:cx8="http://schemas.microsoft.com/office/drawing/2016/5/14/chartex" xmlns:mc="http://schemas.openxmlformats.org/markup-compatibility/2006" xmlns:aink="http://schemas.microsoft.com/office/drawing/2016/ink" xmlns:am3d="http://schemas.microsoft.com/office/drawing/2017/model3d" xmlns:o="urn:schemas-microsoft-com:office:office" xmlns:oel="http://schemas.microsoft.com/office/2019/extlst" xmlns:r="http://schemas.openxmlformats.org/officeDocument/2006/relationships" xmlns:m="http://schemas.openxmlformats.org/officeDocument/2006/math" xmlns:v="urn:schemas-microsoft-com:vml" xmlns:wp14="http://schemas.microsoft.com/office/word/2010/wordprocessingDrawing" xmlns:wp="http://schemas.openxmlformats.org/drawingml/2006/wordprocessingDrawing" xmlns:w10="urn:schemas-microsoft-com:office:word" xmlns:w="http://schemas.openxmlformats.org/wordprocessingml/2006/main" xmlns:w14="http://schemas.microsoft.com/office/word/2010/wordml" xmlns:w15="http://schemas.microsoft.com/office/word/2012/wordml" xmlns:w16cex="http://schemas.microsoft.com/office/word/2018/wordml/cex" xmlns:w16cid="http://schemas.microsoft.com/office/word/2016/wordml/cid" xmlns:w16="http://schemas.microsoft.com/office/word/2018/wordml" xmlns:w16du="http://schemas.microsoft.com/office/word/2023/wordml/word16du" xmlns:w16sdtdh="http://schemas.microsoft.com/office/word/2020/wordml/sdtdatahash" xmlns:w16sdtfl="http://schemas.microsoft.com/office/word/2024/wordml/sdtformatlock" xmlns:w16se="http://schemas.microsoft.com/office/word/2015/wordml/symex" xmlns:wpg="http://schemas.microsoft.com/office/word/2010/wordprocessingGroup" xmlns:wpi="http://schemas.microsoft.com/office/word/2010/wordprocessingInk" xmlns:wne="http://schemas.microsoft.com/office/word/2006/wordml" xmlns:wps="http://schemas.microsoft.com/office/word/2010/wordprocessingShape" mc:Ignorable="w14 w15 w16se w16cid w16 w16cex w16sdtdh w16sdtfl w16du wp14">
   <w:tbl>
     <w:tblPr>
@@ -1291,6 +1209,14 @@
               <w:lang w:val="es-CO"/>
             </w:rPr>
           </w:pPr>
+          <w:r>
+            <w:rPr>
+              <w:sz w:val="12"/>
+              <w:szCs w:val="12"/>
+              <w:lang w:val="es-CO"/>
+            </w:rPr>
+            <w:t xml:space="preserve">CURSO: </w:t>
+          </w:r>
           <w:r>
             <w:rPr>
               <w:sz w:val="12"/>
@@ -1384,7 +1310,15 @@
               <w:szCs w:val="12"/>
               <w:lang w:val="es-CO"/>
             </w:rPr>
-            <w:t>v.20260226</w:t>
+            <w:t>v.20260</w:t>
+          </w:r>
+          <w:r>
+            <w:rPr>
+              <w:sz w:val="12"/>
+              <w:szCs w:val="12"/>
+              <w:lang w:val="es-CO"/>
+            </w:rPr>
+            <w:t>322</w:t>
           </w:r>
         </w:p>
       </w:tc>
@@ -1459,6 +1393,16 @@
         </wp:anchor>
       </w:drawing>
     </w:r>
+  </w:p>
+</w:hdr>
+</file>
+
+<file path=word/header3.xml><?xml version="1.0" encoding="utf-8"?>
+<w:hdr xmlns:wpc="http://schemas.microsoft.com/office/word/2010/wordprocessingCanvas" xmlns:cx="http://schemas.microsoft.com/office/drawing/2014/chartex" xmlns:cx1="http://schemas.microsoft.com/office/drawing/2015/9/8/chartex" xmlns:cx2="http://schemas.microsoft.com/office/drawing/2015/10/21/chartex" xmlns:cx3="http://schemas.microsoft.com/office/drawing/2016/5/9/chartex" xmlns:cx4="http://schemas.microsoft.com/office/drawing/2016/5/10/chartex" xmlns:cx5="http://schemas.microsoft.com/office/drawing/2016/5/11/chartex" xmlns:cx6="http://schemas.microsoft.com/office/drawing/2016/5/12/chartex" xmlns:cx7="http://schemas.microsoft.com/office/drawing/2016/5/13/chartex" xmlns:cx8="http://schemas.microsoft.com/office/drawing/2016/5/14/chartex" xmlns:mc="http://schemas.openxmlformats.org/markup-compatibility/2006" xmlns:aink="http://schemas.microsoft.com/office/drawing/2016/ink" xmlns:am3d="http://schemas.microsoft.com/office/drawing/2017/model3d" xmlns:o="urn:schemas-microsoft-com:office:office" xmlns:oel="http://schemas.microsoft.com/office/2019/extlst" xmlns:r="http://schemas.openxmlformats.org/officeDocument/2006/relationships" xmlns:m="http://schemas.openxmlformats.org/officeDocument/2006/math" xmlns:v="urn:schemas-microsoft-com:vml" xmlns:wp14="http://schemas.microsoft.com/office/word/2010/wordprocessingDrawing" xmlns:wp="http://schemas.openxmlformats.org/drawingml/2006/wordprocessingDrawing" xmlns:w10="urn:schemas-microsoft-com:office:word" xmlns:w="http://schemas.openxmlformats.org/wordprocessingml/2006/main" xmlns:w14="http://schemas.microsoft.com/office/word/2010/wordml" xmlns:w15="http://schemas.microsoft.com/office/word/2012/wordml" xmlns:w16cex="http://schemas.microsoft.com/office/word/2018/wordml/cex" xmlns:w16cid="http://schemas.microsoft.com/office/word/2016/wordml/cid" xmlns:w16="http://schemas.microsoft.com/office/word/2018/wordml" xmlns:w16du="http://schemas.microsoft.com/office/word/2023/wordml/word16du" xmlns:w16sdtdh="http://schemas.microsoft.com/office/word/2020/wordml/sdtdatahash" xmlns:w16sdtfl="http://schemas.microsoft.com/office/word/2024/wordml/sdtformatlock" xmlns:w16se="http://schemas.microsoft.com/office/word/2015/wordml/symex" xmlns:wpg="http://schemas.microsoft.com/office/word/2010/wordprocessingGroup" xmlns:wpi="http://schemas.microsoft.com/office/word/2010/wordprocessingInk" xmlns:wne="http://schemas.microsoft.com/office/word/2006/wordml" xmlns:wps="http://schemas.microsoft.com/office/word/2010/wordprocessingShape" mc:Ignorable="w14 w15 w16se w16cid w16 w16cex w16sdtdh w16sdtfl w16du wp14">
+  <w:p>
+    <w:pPr>
+      <w:pStyle w:val="Header"/>
+    </w:pPr>
   </w:p>
 </w:hdr>
 </file>

--- a/file/report/PYAS_PlantillaInformeTecnico.docx
+++ b/file/report/PYAS_PlantillaInformeTecnico.docx
@@ -115,8 +115,21 @@
           </w:tcPr>
           <w:p>
             <w:r>
-              <w:t>Ingrese fecha en formato aaaa/mm/dd</w:t>
+              <w:t xml:space="preserve">Ingrese fecha en formato </w:t>
             </w:r>
+            <w:proofErr w:type="spellStart"/>
+            <w:r>
+              <w:t>aaaa</w:t>
+            </w:r>
+            <w:proofErr w:type="spellEnd"/>
+            <w:r>
+              <w:t>/mm/</w:t>
+            </w:r>
+            <w:proofErr w:type="spellStart"/>
+            <w:r>
+              <w:t>dd</w:t>
+            </w:r>
+            <w:proofErr w:type="spellEnd"/>
           </w:p>
         </w:tc>
       </w:tr>
@@ -224,7 +237,29 @@
           <w:sz w:val="16"/>
           <w:szCs w:val="16"/>
         </w:rPr>
-        <w:t>La asistencia a talleres y laboratorios es de carácter obligatorio. La inasistencia a estas actividades se califica con cero coma cero (0,0)</w:t>
+        <w:t xml:space="preserve">La asistencia a talleres y laboratorios es de carácter obligatorio. La inasistencia a estas actividades se califica con </w:t>
+      </w:r>
+      <w:proofErr w:type="gramStart"/>
+      <w:r>
+        <w:rPr>
+          <w:i/>
+          <w:iCs/>
+          <w:color w:val="C00000"/>
+          <w:sz w:val="16"/>
+          <w:szCs w:val="16"/>
+        </w:rPr>
+        <w:t>cero coma</w:t>
+      </w:r>
+      <w:proofErr w:type="gramEnd"/>
+      <w:r>
+        <w:rPr>
+          <w:i/>
+          <w:iCs/>
+          <w:color w:val="C00000"/>
+          <w:sz w:val="16"/>
+          <w:szCs w:val="16"/>
+        </w:rPr>
+        <w:t xml:space="preserve"> cero (0,0)</w:t>
       </w:r>
       <w:r>
         <w:rPr>
@@ -290,6 +325,7 @@
         </w:rPr>
         <w:t xml:space="preserve"> o </w:t>
       </w:r>
+      <w:proofErr w:type="spellStart"/>
       <w:r>
         <w:rPr>
           <w:b/>
@@ -300,16 +336,9 @@
           <w:sz w:val="16"/>
           <w:szCs w:val="16"/>
         </w:rPr>
-        <w:t>Snipping Tool</w:t>
-      </w:r>
-      <w:r>
-        <w:rPr>
-          <w:color w:val="C00000"/>
-          <w:sz w:val="16"/>
-          <w:szCs w:val="16"/>
-        </w:rPr>
-        <w:t xml:space="preserve">, las teclas </w:t>
-      </w:r>
+        <w:t>Snipping</w:t>
+      </w:r>
+      <w:proofErr w:type="spellEnd"/>
       <w:r>
         <w:rPr>
           <w:b/>
@@ -320,8 +349,42 @@
           <w:sz w:val="16"/>
           <w:szCs w:val="16"/>
         </w:rPr>
-        <w:t>Win + PrtScn</w:t>
-      </w:r>
+        <w:t xml:space="preserve"> Tool</w:t>
+      </w:r>
+      <w:r>
+        <w:rPr>
+          <w:color w:val="C00000"/>
+          <w:sz w:val="16"/>
+          <w:szCs w:val="16"/>
+        </w:rPr>
+        <w:t xml:space="preserve">, las teclas </w:t>
+      </w:r>
+      <w:r>
+        <w:rPr>
+          <w:b/>
+          <w:bCs/>
+          <w:i/>
+          <w:iCs/>
+          <w:color w:val="C00000"/>
+          <w:sz w:val="16"/>
+          <w:szCs w:val="16"/>
+        </w:rPr>
+        <w:t xml:space="preserve">Win + </w:t>
+      </w:r>
+      <w:proofErr w:type="spellStart"/>
+      <w:r>
+        <w:rPr>
+          <w:b/>
+          <w:bCs/>
+          <w:i/>
+          <w:iCs/>
+          <w:color w:val="C00000"/>
+          <w:sz w:val="16"/>
+          <w:szCs w:val="16"/>
+        </w:rPr>
+        <w:t>PrtScn</w:t>
+      </w:r>
+      <w:proofErr w:type="spellEnd"/>
       <w:r>
         <w:rPr>
           <w:color w:val="C00000"/>
@@ -348,7 +411,25 @@
           <w:sz w:val="16"/>
           <w:szCs w:val="16"/>
         </w:rPr>
-        <w:t xml:space="preserve"> para obtener capturas desde la Game Bar, o las teclas </w:t>
+        <w:t xml:space="preserve"> para obtener capturas desde la </w:t>
+      </w:r>
+      <w:proofErr w:type="spellStart"/>
+      <w:r>
+        <w:rPr>
+          <w:color w:val="C00000"/>
+          <w:sz w:val="16"/>
+          <w:szCs w:val="16"/>
+        </w:rPr>
+        <w:t>Game</w:t>
+      </w:r>
+      <w:proofErr w:type="spellEnd"/>
+      <w:r>
+        <w:rPr>
+          <w:color w:val="C00000"/>
+          <w:sz w:val="16"/>
+          <w:szCs w:val="16"/>
+        </w:rPr>
+        <w:t xml:space="preserve"> Bar, o las teclas </w:t>
       </w:r>
       <w:r>
         <w:rPr>
@@ -400,7 +481,25 @@
           <w:sz w:val="16"/>
           <w:szCs w:val="16"/>
         </w:rPr>
-        <w:t>convertido a formato Adobe Acrobat .pdf y adjuntado al Quiz.</w:t>
+        <w:t>convertido a formato Adobe Acrobat .</w:t>
+      </w:r>
+      <w:proofErr w:type="spellStart"/>
+      <w:r>
+        <w:rPr>
+          <w:color w:val="C00000"/>
+          <w:sz w:val="16"/>
+          <w:szCs w:val="16"/>
+        </w:rPr>
+        <w:t>pdf</w:t>
+      </w:r>
+      <w:proofErr w:type="spellEnd"/>
+      <w:r>
+        <w:rPr>
+          <w:color w:val="C00000"/>
+          <w:sz w:val="16"/>
+          <w:szCs w:val="16"/>
+        </w:rPr>
+        <w:t xml:space="preserve"> y adjuntado al Quiz.</w:t>
       </w:r>
     </w:p>
     <w:p/>
@@ -752,12 +851,9 @@
     <w:p/>
     <w:p/>
     <w:sectPr>
-      <w:headerReference w:type="even" r:id="rId8"/>
-      <w:headerReference w:type="default" r:id="rId9"/>
-      <w:footerReference w:type="even" r:id="rId10"/>
-      <w:footerReference w:type="default" r:id="rId11"/>
-      <w:headerReference w:type="first" r:id="rId12"/>
-      <w:footerReference w:type="first" r:id="rId13"/>
+      <w:headerReference w:type="default" r:id="rId8"/>
+      <w:footerReference w:type="even" r:id="rId9"/>
+      <w:footerReference w:type="default" r:id="rId10"/>
       <w:pgSz w:w="12240" w:h="15840" w:code="1"/>
       <w:pgMar w:top="851" w:right="1134" w:bottom="851" w:left="1134" w:header="425" w:footer="425" w:gutter="0"/>
       <w:cols w:space="720"/>
@@ -1086,16 +1182,6 @@
 </w:ftr>
 </file>
 
-<file path=word/footer3.xml><?xml version="1.0" encoding="utf-8"?>
-<w:ftr xmlns:wpc="http://schemas.microsoft.com/office/word/2010/wordprocessingCanvas" xmlns:cx="http://schemas.microsoft.com/office/drawing/2014/chartex" xmlns:cx1="http://schemas.microsoft.com/office/drawing/2015/9/8/chartex" xmlns:cx2="http://schemas.microsoft.com/office/drawing/2015/10/21/chartex" xmlns:cx3="http://schemas.microsoft.com/office/drawing/2016/5/9/chartex" xmlns:cx4="http://schemas.microsoft.com/office/drawing/2016/5/10/chartex" xmlns:cx5="http://schemas.microsoft.com/office/drawing/2016/5/11/chartex" xmlns:cx6="http://schemas.microsoft.com/office/drawing/2016/5/12/chartex" xmlns:cx7="http://schemas.microsoft.com/office/drawing/2016/5/13/chartex" xmlns:cx8="http://schemas.microsoft.com/office/drawing/2016/5/14/chartex" xmlns:mc="http://schemas.openxmlformats.org/markup-compatibility/2006" xmlns:aink="http://schemas.microsoft.com/office/drawing/2016/ink" xmlns:am3d="http://schemas.microsoft.com/office/drawing/2017/model3d" xmlns:o="urn:schemas-microsoft-com:office:office" xmlns:oel="http://schemas.microsoft.com/office/2019/extlst" xmlns:r="http://schemas.openxmlformats.org/officeDocument/2006/relationships" xmlns:m="http://schemas.openxmlformats.org/officeDocument/2006/math" xmlns:v="urn:schemas-microsoft-com:vml" xmlns:wp14="http://schemas.microsoft.com/office/word/2010/wordprocessingDrawing" xmlns:wp="http://schemas.openxmlformats.org/drawingml/2006/wordprocessingDrawing" xmlns:w10="urn:schemas-microsoft-com:office:word" xmlns:w="http://schemas.openxmlformats.org/wordprocessingml/2006/main" xmlns:w14="http://schemas.microsoft.com/office/word/2010/wordml" xmlns:w15="http://schemas.microsoft.com/office/word/2012/wordml" xmlns:w16cex="http://schemas.microsoft.com/office/word/2018/wordml/cex" xmlns:w16cid="http://schemas.microsoft.com/office/word/2016/wordml/cid" xmlns:w16="http://schemas.microsoft.com/office/word/2018/wordml" xmlns:w16du="http://schemas.microsoft.com/office/word/2023/wordml/word16du" xmlns:w16sdtdh="http://schemas.microsoft.com/office/word/2020/wordml/sdtdatahash" xmlns:w16sdtfl="http://schemas.microsoft.com/office/word/2024/wordml/sdtformatlock" xmlns:w16se="http://schemas.microsoft.com/office/word/2015/wordml/symex" xmlns:wpg="http://schemas.microsoft.com/office/word/2010/wordprocessingGroup" xmlns:wpi="http://schemas.microsoft.com/office/word/2010/wordprocessingInk" xmlns:wne="http://schemas.microsoft.com/office/word/2006/wordml" xmlns:wps="http://schemas.microsoft.com/office/word/2010/wordprocessingShape" mc:Ignorable="w14 w15 w16se w16cid w16 w16cex w16sdtdh w16sdtfl w16du wp14">
-  <w:p>
-    <w:pPr>
-      <w:pStyle w:val="Footer"/>
-    </w:pPr>
-  </w:p>
-</w:ftr>
-</file>
-
 <file path=word/footnotes.xml><?xml version="1.0" encoding="utf-8"?>
 <w:footnotes xmlns:wpc="http://schemas.microsoft.com/office/word/2010/wordprocessingCanvas" xmlns:cx="http://schemas.microsoft.com/office/drawing/2014/chartex" xmlns:cx1="http://schemas.microsoft.com/office/drawing/2015/9/8/chartex" xmlns:cx2="http://schemas.microsoft.com/office/drawing/2015/10/21/chartex" xmlns:cx3="http://schemas.microsoft.com/office/drawing/2016/5/9/chartex" xmlns:cx4="http://schemas.microsoft.com/office/drawing/2016/5/10/chartex" xmlns:cx5="http://schemas.microsoft.com/office/drawing/2016/5/11/chartex" xmlns:cx6="http://schemas.microsoft.com/office/drawing/2016/5/12/chartex" xmlns:cx7="http://schemas.microsoft.com/office/drawing/2016/5/13/chartex" xmlns:cx8="http://schemas.microsoft.com/office/drawing/2016/5/14/chartex" xmlns:mc="http://schemas.openxmlformats.org/markup-compatibility/2006" xmlns:aink="http://schemas.microsoft.com/office/drawing/2016/ink" xmlns:am3d="http://schemas.microsoft.com/office/drawing/2017/model3d" xmlns:o="urn:schemas-microsoft-com:office:office" xmlns:oel="http://schemas.microsoft.com/office/2019/extlst" xmlns:r="http://schemas.openxmlformats.org/officeDocument/2006/relationships" xmlns:m="http://schemas.openxmlformats.org/officeDocument/2006/math" xmlns:v="urn:schemas-microsoft-com:vml" xmlns:wp14="http://schemas.microsoft.com/office/word/2010/wordprocessingDrawing" xmlns:wp="http://schemas.openxmlformats.org/drawingml/2006/wordprocessingDrawing" xmlns:w10="urn:schemas-microsoft-com:office:word" xmlns:w="http://schemas.openxmlformats.org/wordprocessingml/2006/main" xmlns:w14="http://schemas.microsoft.com/office/word/2010/wordml" xmlns:w15="http://schemas.microsoft.com/office/word/2012/wordml" xmlns:w16cex="http://schemas.microsoft.com/office/word/2018/wordml/cex" xmlns:w16cid="http://schemas.microsoft.com/office/word/2016/wordml/cid" xmlns:w16="http://schemas.microsoft.com/office/word/2018/wordml" xmlns:w16du="http://schemas.microsoft.com/office/word/2023/wordml/word16du" xmlns:w16sdtdh="http://schemas.microsoft.com/office/word/2020/wordml/sdtdatahash" xmlns:w16sdtfl="http://schemas.microsoft.com/office/word/2024/wordml/sdtformatlock" xmlns:w16se="http://schemas.microsoft.com/office/word/2015/wordml/symex" xmlns:wpg="http://schemas.microsoft.com/office/word/2010/wordprocessingGroup" xmlns:wpi="http://schemas.microsoft.com/office/word/2010/wordprocessingInk" xmlns:wne="http://schemas.microsoft.com/office/word/2006/wordml" xmlns:wps="http://schemas.microsoft.com/office/word/2010/wordprocessingShape" mc:Ignorable="w14 w15 w16se w16cid w16 w16cex w16sdtdh w16sdtfl w16du wp14">
   <w:footnote w:type="separator" w:id="-1">
@@ -1122,16 +1208,6 @@
 </file>
 
 <file path=word/header1.xml><?xml version="1.0" encoding="utf-8"?>
-<w:hdr xmlns:wpc="http://schemas.microsoft.com/office/word/2010/wordprocessingCanvas" xmlns:cx="http://schemas.microsoft.com/office/drawing/2014/chartex" xmlns:cx1="http://schemas.microsoft.com/office/drawing/2015/9/8/chartex" xmlns:cx2="http://schemas.microsoft.com/office/drawing/2015/10/21/chartex" xmlns:cx3="http://schemas.microsoft.com/office/drawing/2016/5/9/chartex" xmlns:cx4="http://schemas.microsoft.com/office/drawing/2016/5/10/chartex" xmlns:cx5="http://schemas.microsoft.com/office/drawing/2016/5/11/chartex" xmlns:cx6="http://schemas.microsoft.com/office/drawing/2016/5/12/chartex" xmlns:cx7="http://schemas.microsoft.com/office/drawing/2016/5/13/chartex" xmlns:cx8="http://schemas.microsoft.com/office/drawing/2016/5/14/chartex" xmlns:mc="http://schemas.openxmlformats.org/markup-compatibility/2006" xmlns:aink="http://schemas.microsoft.com/office/drawing/2016/ink" xmlns:am3d="http://schemas.microsoft.com/office/drawing/2017/model3d" xmlns:o="urn:schemas-microsoft-com:office:office" xmlns:oel="http://schemas.microsoft.com/office/2019/extlst" xmlns:r="http://schemas.openxmlformats.org/officeDocument/2006/relationships" xmlns:m="http://schemas.openxmlformats.org/officeDocument/2006/math" xmlns:v="urn:schemas-microsoft-com:vml" xmlns:wp14="http://schemas.microsoft.com/office/word/2010/wordprocessingDrawing" xmlns:wp="http://schemas.openxmlformats.org/drawingml/2006/wordprocessingDrawing" xmlns:w10="urn:schemas-microsoft-com:office:word" xmlns:w="http://schemas.openxmlformats.org/wordprocessingml/2006/main" xmlns:w14="http://schemas.microsoft.com/office/word/2010/wordml" xmlns:w15="http://schemas.microsoft.com/office/word/2012/wordml" xmlns:w16cex="http://schemas.microsoft.com/office/word/2018/wordml/cex" xmlns:w16cid="http://schemas.microsoft.com/office/word/2016/wordml/cid" xmlns:w16="http://schemas.microsoft.com/office/word/2018/wordml" xmlns:w16du="http://schemas.microsoft.com/office/word/2023/wordml/word16du" xmlns:w16sdtdh="http://schemas.microsoft.com/office/word/2020/wordml/sdtdatahash" xmlns:w16sdtfl="http://schemas.microsoft.com/office/word/2024/wordml/sdtformatlock" xmlns:w16se="http://schemas.microsoft.com/office/word/2015/wordml/symex" xmlns:wpg="http://schemas.microsoft.com/office/word/2010/wordprocessingGroup" xmlns:wpi="http://schemas.microsoft.com/office/word/2010/wordprocessingInk" xmlns:wne="http://schemas.microsoft.com/office/word/2006/wordml" xmlns:wps="http://schemas.microsoft.com/office/word/2010/wordprocessingShape" mc:Ignorable="w14 w15 w16se w16cid w16 w16cex w16sdtdh w16sdtfl w16du wp14">
-  <w:p>
-    <w:pPr>
-      <w:pStyle w:val="Header"/>
-    </w:pPr>
-  </w:p>
-</w:hdr>
-</file>
-
-<file path=word/header2.xml><?xml version="1.0" encoding="utf-8"?>
 <w:hdr xmlns:wpc="http://schemas.microsoft.com/office/word/2010/wordprocessingCanvas" xmlns:cx="http://schemas.microsoft.com/office/drawing/2014/chartex" xmlns:cx1="http://schemas.microsoft.com/office/drawing/2015/9/8/chartex" xmlns:cx2="http://schemas.microsoft.com/office/drawing/2015/10/21/chartex" xmlns:cx3="http://schemas.microsoft.com/office/drawing/2016/5/9/chartex" xmlns:cx4="http://schemas.microsoft.com/office/drawing/2016/5/10/chartex" xmlns:cx5="http://schemas.microsoft.com/office/drawing/2016/5/11/chartex" xmlns:cx6="http://schemas.microsoft.com/office/drawing/2016/5/12/chartex" xmlns:cx7="http://schemas.microsoft.com/office/drawing/2016/5/13/chartex" xmlns:cx8="http://schemas.microsoft.com/office/drawing/2016/5/14/chartex" xmlns:mc="http://schemas.openxmlformats.org/markup-compatibility/2006" xmlns:aink="http://schemas.microsoft.com/office/drawing/2016/ink" xmlns:am3d="http://schemas.microsoft.com/office/drawing/2017/model3d" xmlns:o="urn:schemas-microsoft-com:office:office" xmlns:oel="http://schemas.microsoft.com/office/2019/extlst" xmlns:r="http://schemas.openxmlformats.org/officeDocument/2006/relationships" xmlns:m="http://schemas.openxmlformats.org/officeDocument/2006/math" xmlns:v="urn:schemas-microsoft-com:vml" xmlns:wp14="http://schemas.microsoft.com/office/word/2010/wordprocessingDrawing" xmlns:wp="http://schemas.openxmlformats.org/drawingml/2006/wordprocessingDrawing" xmlns:w10="urn:schemas-microsoft-com:office:word" xmlns:w="http://schemas.openxmlformats.org/wordprocessingml/2006/main" xmlns:w14="http://schemas.microsoft.com/office/word/2010/wordml" xmlns:w15="http://schemas.microsoft.com/office/word/2012/wordml" xmlns:w16cex="http://schemas.microsoft.com/office/word/2018/wordml/cex" xmlns:w16cid="http://schemas.microsoft.com/office/word/2016/wordml/cid" xmlns:w16="http://schemas.microsoft.com/office/word/2018/wordml" xmlns:w16du="http://schemas.microsoft.com/office/word/2023/wordml/word16du" xmlns:w16sdtdh="http://schemas.microsoft.com/office/word/2020/wordml/sdtdatahash" xmlns:w16sdtfl="http://schemas.microsoft.com/office/word/2024/wordml/sdtformatlock" xmlns:w16se="http://schemas.microsoft.com/office/word/2015/wordml/symex" xmlns:wpg="http://schemas.microsoft.com/office/word/2010/wordprocessingGroup" xmlns:wpi="http://schemas.microsoft.com/office/word/2010/wordprocessingInk" xmlns:wne="http://schemas.microsoft.com/office/word/2006/wordml" xmlns:wps="http://schemas.microsoft.com/office/word/2010/wordprocessingShape" mc:Ignorable="w14 w15 w16se w16cid w16 w16cex w16sdtdh w16sdtfl w16du wp14">
   <w:tbl>
     <w:tblPr>
@@ -1166,6 +1242,8 @@
           <w:tcW w:w="995" w:type="pct"/>
           <w:vAlign w:val="center"/>
         </w:tcPr>
+        <w:bookmarkStart w:id="3" w:name="_Hlk534720586"/>
+        <w:bookmarkStart w:id="4" w:name="_Hlk534720587"/>
         <w:p>
           <w:pPr>
             <w:jc w:val="left"/>
@@ -1175,8 +1253,64 @@
               <w:lang w:val="es-CO"/>
             </w:rPr>
           </w:pPr>
-          <w:bookmarkStart w:id="3" w:name="_Hlk534720586"/>
-          <w:bookmarkStart w:id="4" w:name="_Hlk534720587"/>
+          <w:r>
+            <w:rPr>
+              <w:sz w:val="12"/>
+              <w:szCs w:val="12"/>
+              <w:lang w:val="es-CO"/>
+            </w:rPr>
+            <w:fldChar w:fldCharType="begin"/>
+          </w:r>
+          <w:r>
+            <w:rPr>
+              <w:sz w:val="12"/>
+              <w:szCs w:val="12"/>
+              <w:lang w:val="es-CO"/>
+            </w:rPr>
+            <w:instrText>HYPERLINK "</w:instrText>
+          </w:r>
+          <w:r>
+            <w:rPr>
+              <w:sz w:val="12"/>
+              <w:szCs w:val="12"/>
+              <w:lang w:val="es-CO"/>
+            </w:rPr>
+            <w:instrText>https://github.com/rcfdtools/R.TSIG</w:instrText>
+          </w:r>
+          <w:r>
+            <w:rPr>
+              <w:sz w:val="12"/>
+              <w:szCs w:val="12"/>
+              <w:lang w:val="es-CO"/>
+            </w:rPr>
+            <w:instrText>"</w:instrText>
+          </w:r>
+          <w:r>
+            <w:rPr>
+              <w:sz w:val="12"/>
+              <w:szCs w:val="12"/>
+              <w:lang w:val="es-CO"/>
+            </w:rPr>
+            <w:fldChar w:fldCharType="separate"/>
+          </w:r>
+          <w:r>
+            <w:rPr>
+              <w:rStyle w:val="Hyperlink"/>
+              <w:noProof w:val="0"/>
+              <w:sz w:val="12"/>
+              <w:szCs w:val="12"/>
+              <w:lang w:val="es-CO"/>
+            </w:rPr>
+            <w:t>https://github.com/rcfdtools/R.TSIG</w:t>
+          </w:r>
+          <w:r>
+            <w:rPr>
+              <w:sz w:val="12"/>
+              <w:szCs w:val="12"/>
+              <w:lang w:val="es-CO"/>
+            </w:rPr>
+            <w:fldChar w:fldCharType="end"/>
+          </w:r>
         </w:p>
       </w:tc>
       <w:tc>
@@ -1393,16 +1527,6 @@
         </wp:anchor>
       </w:drawing>
     </w:r>
-  </w:p>
-</w:hdr>
-</file>
-
-<file path=word/header3.xml><?xml version="1.0" encoding="utf-8"?>
-<w:hdr xmlns:wpc="http://schemas.microsoft.com/office/word/2010/wordprocessingCanvas" xmlns:cx="http://schemas.microsoft.com/office/drawing/2014/chartex" xmlns:cx1="http://schemas.microsoft.com/office/drawing/2015/9/8/chartex" xmlns:cx2="http://schemas.microsoft.com/office/drawing/2015/10/21/chartex" xmlns:cx3="http://schemas.microsoft.com/office/drawing/2016/5/9/chartex" xmlns:cx4="http://schemas.microsoft.com/office/drawing/2016/5/10/chartex" xmlns:cx5="http://schemas.microsoft.com/office/drawing/2016/5/11/chartex" xmlns:cx6="http://schemas.microsoft.com/office/drawing/2016/5/12/chartex" xmlns:cx7="http://schemas.microsoft.com/office/drawing/2016/5/13/chartex" xmlns:cx8="http://schemas.microsoft.com/office/drawing/2016/5/14/chartex" xmlns:mc="http://schemas.openxmlformats.org/markup-compatibility/2006" xmlns:aink="http://schemas.microsoft.com/office/drawing/2016/ink" xmlns:am3d="http://schemas.microsoft.com/office/drawing/2017/model3d" xmlns:o="urn:schemas-microsoft-com:office:office" xmlns:oel="http://schemas.microsoft.com/office/2019/extlst" xmlns:r="http://schemas.openxmlformats.org/officeDocument/2006/relationships" xmlns:m="http://schemas.openxmlformats.org/officeDocument/2006/math" xmlns:v="urn:schemas-microsoft-com:vml" xmlns:wp14="http://schemas.microsoft.com/office/word/2010/wordprocessingDrawing" xmlns:wp="http://schemas.openxmlformats.org/drawingml/2006/wordprocessingDrawing" xmlns:w10="urn:schemas-microsoft-com:office:word" xmlns:w="http://schemas.openxmlformats.org/wordprocessingml/2006/main" xmlns:w14="http://schemas.microsoft.com/office/word/2010/wordml" xmlns:w15="http://schemas.microsoft.com/office/word/2012/wordml" xmlns:w16cex="http://schemas.microsoft.com/office/word/2018/wordml/cex" xmlns:w16cid="http://schemas.microsoft.com/office/word/2016/wordml/cid" xmlns:w16="http://schemas.microsoft.com/office/word/2018/wordml" xmlns:w16du="http://schemas.microsoft.com/office/word/2023/wordml/word16du" xmlns:w16sdtdh="http://schemas.microsoft.com/office/word/2020/wordml/sdtdatahash" xmlns:w16sdtfl="http://schemas.microsoft.com/office/word/2024/wordml/sdtformatlock" xmlns:w16se="http://schemas.microsoft.com/office/word/2015/wordml/symex" xmlns:wpg="http://schemas.microsoft.com/office/word/2010/wordprocessingGroup" xmlns:wpi="http://schemas.microsoft.com/office/word/2010/wordprocessingInk" xmlns:wne="http://schemas.microsoft.com/office/word/2006/wordml" xmlns:wps="http://schemas.microsoft.com/office/word/2010/wordprocessingShape" mc:Ignorable="w14 w15 w16se w16cid w16 w16cex w16sdtdh w16sdtfl w16du wp14">
-  <w:p>
-    <w:pPr>
-      <w:pStyle w:val="Header"/>
-    </w:pPr>
   </w:p>
 </w:hdr>
 </file>

--- a/file/report/PYAS_PlantillaInformeTecnico.docx
+++ b/file/report/PYAS_PlantillaInformeTecnico.docx
@@ -190,8 +190,6 @@
     <w:p>
       <w:pPr>
         <w:rPr>
-          <w:b/>
-          <w:bCs/>
           <w:color w:val="C00000"/>
           <w:sz w:val="16"/>
           <w:szCs w:val="16"/>
@@ -205,61 +203,33 @@
           <w:sz w:val="16"/>
           <w:szCs w:val="16"/>
         </w:rPr>
-        <w:t>Atención: </w:t>
-      </w:r>
-    </w:p>
-    <w:p>
-      <w:pPr>
-        <w:pStyle w:val="ListParagraph"/>
-        <w:numPr>
-          <w:ilvl w:val="0"/>
-          <w:numId w:val="11"/>
-        </w:numPr>
+        <w:t>Informe técnico</w:t>
+      </w:r>
+      <w:r>
         <w:rPr>
           <w:color w:val="C00000"/>
           <w:sz w:val="16"/>
           <w:szCs w:val="16"/>
         </w:rPr>
-      </w:pPr>
+        <w:t>:</w:t>
+      </w:r>
       <w:r>
         <w:rPr>
           <w:color w:val="C00000"/>
           <w:sz w:val="16"/>
           <w:szCs w:val="16"/>
         </w:rPr>
-        <w:t>Acorde con el parágrafo del Artículo 38 del reglamento estudiantil de pregrado, </w:t>
+        <w:t xml:space="preserve"> solo será válido si en cada una de las capturas de pantalla se observa su código de alumno </w:t>
       </w:r>
       <w:r>
         <w:rPr>
-          <w:i/>
-          <w:iCs/>
+          <w:rFonts w:eastAsia="Calibri"/>
           <w:color w:val="C00000"/>
           <w:sz w:val="16"/>
           <w:szCs w:val="16"/>
+          <w:lang w:val="es-CO" w:eastAsia="en-US"/>
         </w:rPr>
-        <w:t xml:space="preserve">La asistencia a talleres y laboratorios es de carácter obligatorio. La inasistencia a estas actividades se califica con </w:t>
-      </w:r>
-      <w:proofErr w:type="gramStart"/>
-      <w:r>
-        <w:rPr>
-          <w:i/>
-          <w:iCs/>
-          <w:color w:val="C00000"/>
-          <w:sz w:val="16"/>
-          <w:szCs w:val="16"/>
-        </w:rPr>
-        <w:t>cero coma</w:t>
-      </w:r>
-      <w:proofErr w:type="gramEnd"/>
-      <w:r>
-        <w:rPr>
-          <w:i/>
-          <w:iCs/>
-          <w:color w:val="C00000"/>
-          <w:sz w:val="16"/>
-          <w:szCs w:val="16"/>
-        </w:rPr>
-        <w:t xml:space="preserve"> cero (0,0)</w:t>
+        <w:t>en el título o nombre de archivo</w:t>
       </w:r>
       <w:r>
         <w:rPr>
@@ -267,45 +237,7 @@
           <w:sz w:val="16"/>
           <w:szCs w:val="16"/>
         </w:rPr>
-        <w:t>. Por lo cual, solo se calificará cada quiz si asistió al taller realizado en clase.</w:t>
-      </w:r>
-    </w:p>
-    <w:p>
-      <w:pPr>
-        <w:pStyle w:val="ListParagraph"/>
-        <w:numPr>
-          <w:ilvl w:val="0"/>
-          <w:numId w:val="11"/>
-        </w:numPr>
-        <w:rPr>
-          <w:color w:val="C00000"/>
-          <w:sz w:val="16"/>
-          <w:szCs w:val="16"/>
-        </w:rPr>
-      </w:pPr>
-      <w:r>
-        <w:rPr>
-          <w:color w:val="C00000"/>
-          <w:sz w:val="16"/>
-          <w:szCs w:val="16"/>
-        </w:rPr>
-        <w:t>El informe técnico solo será válido si en cada una de las capturas de pantalla se observa su código de alumno en el nombre del mapa GIS</w:t>
-      </w:r>
-      <w:r>
-        <w:rPr>
-          <w:color w:val="C00000"/>
-          <w:sz w:val="16"/>
-          <w:szCs w:val="16"/>
-        </w:rPr>
-        <w:t xml:space="preserve">. </w:t>
-      </w:r>
-      <w:r>
-        <w:rPr>
-          <w:color w:val="C00000"/>
-          <w:sz w:val="16"/>
-          <w:szCs w:val="16"/>
-        </w:rPr>
-        <w:t xml:space="preserve">Para las capturas de pantalla puede utilizar la </w:t>
+        <w:t xml:space="preserve">. Para las capturas de pantalla puede utilizar la </w:t>
       </w:r>
       <w:r>
         <w:rPr>
@@ -449,39 +381,7 @@
           <w:sz w:val="16"/>
           <w:szCs w:val="16"/>
         </w:rPr>
-        <w:t xml:space="preserve"> para capturas instantáneas.</w:t>
-      </w:r>
-      <w:r>
-        <w:rPr>
-          <w:color w:val="C00000"/>
-          <w:sz w:val="16"/>
-          <w:szCs w:val="16"/>
-        </w:rPr>
-        <w:t xml:space="preserve"> </w:t>
-      </w:r>
-      <w:r>
-        <w:rPr>
-          <w:color w:val="C00000"/>
-          <w:sz w:val="16"/>
-          <w:szCs w:val="16"/>
-        </w:rPr>
-        <w:t xml:space="preserve">Una vez finalizada la elaboración del informe técnico, este debe </w:t>
-      </w:r>
-      <w:r>
-        <w:rPr>
-          <w:color w:val="C00000"/>
-          <w:sz w:val="16"/>
-          <w:szCs w:val="16"/>
-        </w:rPr>
-        <w:t xml:space="preserve">ser </w:t>
-      </w:r>
-      <w:r>
-        <w:rPr>
-          <w:color w:val="C00000"/>
-          <w:sz w:val="16"/>
-          <w:szCs w:val="16"/>
-        </w:rPr>
-        <w:t>convertido a formato Adobe Acrobat .</w:t>
+        <w:t xml:space="preserve"> para capturas instantáneas. Una vez finalizada la elaboración del informe técnico, este debe ser convertido a formato Adobe Acrobat .</w:t>
       </w:r>
       <w:proofErr w:type="spellStart"/>
       <w:r>
@@ -848,12 +748,151 @@
     </w:p>
     <w:p/>
     <w:p/>
+    <w:p>
+      <w:pPr>
+        <w:pStyle w:val="Heading1"/>
+      </w:pPr>
+      <w:bookmarkStart w:id="3" w:name="_Toc205620316"/>
+      <w:bookmarkStart w:id="4" w:name="_Toc225060034"/>
+      <w:r>
+        <w:t>Listado de anexos</w:t>
+      </w:r>
+      <w:bookmarkEnd w:id="3"/>
+      <w:bookmarkEnd w:id="4"/>
+    </w:p>
+    <w:p/>
+    <w:tbl>
+      <w:tblPr>
+        <w:tblStyle w:val="TableGrid"/>
+        <w:tblW w:w="5000" w:type="pct"/>
+        <w:tblBorders>
+          <w:top w:val="single" w:sz="2" w:space="0" w:color="D9D9D9" w:themeColor="background1" w:themeShade="D9"/>
+          <w:left w:val="single" w:sz="2" w:space="0" w:color="D9D9D9" w:themeColor="background1" w:themeShade="D9"/>
+          <w:bottom w:val="single" w:sz="2" w:space="0" w:color="D9D9D9" w:themeColor="background1" w:themeShade="D9"/>
+          <w:right w:val="single" w:sz="2" w:space="0" w:color="D9D9D9" w:themeColor="background1" w:themeShade="D9"/>
+          <w:insideH w:val="single" w:sz="2" w:space="0" w:color="D9D9D9" w:themeColor="background1" w:themeShade="D9"/>
+          <w:insideV w:val="single" w:sz="2" w:space="0" w:color="D9D9D9" w:themeColor="background1" w:themeShade="D9"/>
+        </w:tblBorders>
+        <w:tblLook w:val="04A0" w:firstRow="1" w:lastRow="0" w:firstColumn="1" w:lastColumn="0" w:noHBand="0" w:noVBand="1"/>
+      </w:tblPr>
+      <w:tblGrid>
+        <w:gridCol w:w="2265"/>
+        <w:gridCol w:w="7701"/>
+      </w:tblGrid>
+      <w:tr>
+        <w:tc>
+          <w:tcPr>
+            <w:tcW w:w="2265" w:type="dxa"/>
+            <w:shd w:val="clear" w:color="auto" w:fill="F2F2F2" w:themeFill="background1" w:themeFillShade="F2"/>
+          </w:tcPr>
+          <w:p>
+            <w:r>
+              <w:t>Archivo</w:t>
+            </w:r>
+          </w:p>
+        </w:tc>
+        <w:tc>
+          <w:tcPr>
+            <w:tcW w:w="7701" w:type="dxa"/>
+            <w:shd w:val="clear" w:color="auto" w:fill="F2F2F2" w:themeFill="background1" w:themeFillShade="F2"/>
+          </w:tcPr>
+          <w:p>
+            <w:r>
+              <w:t>Descripción</w:t>
+            </w:r>
+          </w:p>
+        </w:tc>
+      </w:tr>
+      <w:tr>
+        <w:tc>
+          <w:tcPr>
+            <w:tcW w:w="2265" w:type="dxa"/>
+          </w:tcPr>
+          <w:p/>
+        </w:tc>
+        <w:tc>
+          <w:tcPr>
+            <w:tcW w:w="7701" w:type="dxa"/>
+          </w:tcPr>
+          <w:p/>
+        </w:tc>
+      </w:tr>
+      <w:tr>
+        <w:tc>
+          <w:tcPr>
+            <w:tcW w:w="2265" w:type="dxa"/>
+          </w:tcPr>
+          <w:p/>
+        </w:tc>
+        <w:tc>
+          <w:tcPr>
+            <w:tcW w:w="7701" w:type="dxa"/>
+          </w:tcPr>
+          <w:p/>
+        </w:tc>
+      </w:tr>
+    </w:tbl>
     <w:p/>
     <w:p/>
+    <w:p>
+      <w:pPr>
+        <w:pStyle w:val="Heading1"/>
+      </w:pPr>
+      <w:bookmarkStart w:id="5" w:name="_Toc205620317"/>
+      <w:bookmarkStart w:id="6" w:name="_Toc225060035"/>
+      <w:r>
+        <w:t>Referencias bibliográficas</w:t>
+      </w:r>
+      <w:bookmarkEnd w:id="5"/>
+      <w:bookmarkEnd w:id="6"/>
+    </w:p>
+    <w:p>
+      <w:pPr>
+        <w:rPr>
+          <w:sz w:val="16"/>
+          <w:szCs w:val="16"/>
+        </w:rPr>
+      </w:pPr>
+      <w:hyperlink r:id="rId8" w:history="1">
+        <w:r>
+          <w:rPr>
+            <w:rStyle w:val="Hyperlink"/>
+            <w:noProof w:val="0"/>
+            <w:szCs w:val="16"/>
+          </w:rPr>
+          <w:t>https://normas-apa.org/referencias/</w:t>
+        </w:r>
+      </w:hyperlink>
+    </w:p>
+    <w:p/>
+    <w:p>
+      <w:pPr>
+        <w:pStyle w:val="ListParagraph"/>
+        <w:numPr>
+          <w:ilvl w:val="0"/>
+          <w:numId w:val="12"/>
+        </w:numPr>
+      </w:pPr>
+      <w:r>
+        <w:t>Referencia 1</w:t>
+      </w:r>
+    </w:p>
+    <w:p>
+      <w:pPr>
+        <w:pStyle w:val="ListParagraph"/>
+        <w:numPr>
+          <w:ilvl w:val="0"/>
+          <w:numId w:val="12"/>
+        </w:numPr>
+      </w:pPr>
+      <w:r>
+        <w:t>Referencia 2</w:t>
+      </w:r>
+    </w:p>
     <w:sectPr>
-      <w:headerReference w:type="default" r:id="rId8"/>
-      <w:footerReference w:type="even" r:id="rId9"/>
-      <w:footerReference w:type="default" r:id="rId10"/>
+      <w:headerReference w:type="default" r:id="rId9"/>
+      <w:footerReference w:type="even" r:id="rId10"/>
+      <w:footerReference w:type="default" r:id="rId11"/>
       <w:pgSz w:w="12240" w:h="15840" w:code="1"/>
       <w:pgMar w:top="851" w:right="1134" w:bottom="851" w:left="1134" w:header="425" w:footer="425" w:gutter="0"/>
       <w:cols w:space="720"/>
@@ -1242,8 +1281,8 @@
           <w:tcW w:w="995" w:type="pct"/>
           <w:vAlign w:val="center"/>
         </w:tcPr>
-        <w:bookmarkStart w:id="3" w:name="_Hlk534720586"/>
-        <w:bookmarkStart w:id="4" w:name="_Hlk534720587"/>
+        <w:bookmarkStart w:id="7" w:name="_Hlk534720586"/>
+        <w:bookmarkStart w:id="8" w:name="_Hlk534720587"/>
         <w:p>
           <w:pPr>
             <w:jc w:val="left"/>
@@ -1284,6 +1323,13 @@
               <w:lang w:val="es-CO"/>
             </w:rPr>
             <w:instrText>"</w:instrText>
+          </w:r>
+          <w:r>
+            <w:rPr>
+              <w:sz w:val="12"/>
+              <w:szCs w:val="12"/>
+              <w:lang w:val="es-CO"/>
+            </w:rPr>
           </w:r>
           <w:r>
             <w:rPr>
@@ -1458,8 +1504,8 @@
       </w:tc>
     </w:tr>
   </w:tbl>
-  <w:bookmarkEnd w:id="3"/>
-  <w:bookmarkEnd w:id="4"/>
+  <w:bookmarkEnd w:id="7"/>
+  <w:bookmarkEnd w:id="8"/>
   <w:p>
     <w:pPr>
       <w:pStyle w:val="Header"/>
@@ -2099,6 +2145,119 @@
     </w:lvl>
   </w:abstractNum>
   <w:abstractNum w:abstractNumId="5" w15:restartNumberingAfterBreak="0">
+    <w:nsid w:val="26BE0DAF"/>
+    <w:multiLevelType w:val="hybridMultilevel"/>
+    <w:tmpl w:val="5FD60C4C"/>
+    <w:lvl w:ilvl="0" w:tplc="0409000D">
+      <w:start w:val="1"/>
+      <w:numFmt w:val="bullet"/>
+      <w:lvlText w:val=""/>
+      <w:lvlJc w:val="left"/>
+      <w:pPr>
+        <w:ind w:left="720" w:hanging="360"/>
+      </w:pPr>
+      <w:rPr>
+        <w:rFonts w:ascii="Wingdings" w:hAnsi="Wingdings" w:hint="default"/>
+      </w:rPr>
+    </w:lvl>
+    <w:lvl w:ilvl="1" w:tplc="04090003" w:tentative="1">
+      <w:start w:val="1"/>
+      <w:numFmt w:val="bullet"/>
+      <w:lvlText w:val="o"/>
+      <w:lvlJc w:val="left"/>
+      <w:pPr>
+        <w:ind w:left="1440" w:hanging="360"/>
+      </w:pPr>
+      <w:rPr>
+        <w:rFonts w:ascii="Courier New" w:hAnsi="Courier New" w:cs="Courier New" w:hint="default"/>
+      </w:rPr>
+    </w:lvl>
+    <w:lvl w:ilvl="2" w:tplc="04090005" w:tentative="1">
+      <w:start w:val="1"/>
+      <w:numFmt w:val="bullet"/>
+      <w:lvlText w:val=""/>
+      <w:lvlJc w:val="left"/>
+      <w:pPr>
+        <w:ind w:left="2160" w:hanging="360"/>
+      </w:pPr>
+      <w:rPr>
+        <w:rFonts w:ascii="Wingdings" w:hAnsi="Wingdings" w:hint="default"/>
+      </w:rPr>
+    </w:lvl>
+    <w:lvl w:ilvl="3" w:tplc="04090001" w:tentative="1">
+      <w:start w:val="1"/>
+      <w:numFmt w:val="bullet"/>
+      <w:lvlText w:val=""/>
+      <w:lvlJc w:val="left"/>
+      <w:pPr>
+        <w:ind w:left="2880" w:hanging="360"/>
+      </w:pPr>
+      <w:rPr>
+        <w:rFonts w:ascii="Symbol" w:hAnsi="Symbol" w:hint="default"/>
+      </w:rPr>
+    </w:lvl>
+    <w:lvl w:ilvl="4" w:tplc="04090003" w:tentative="1">
+      <w:start w:val="1"/>
+      <w:numFmt w:val="bullet"/>
+      <w:lvlText w:val="o"/>
+      <w:lvlJc w:val="left"/>
+      <w:pPr>
+        <w:ind w:left="3600" w:hanging="360"/>
+      </w:pPr>
+      <w:rPr>
+        <w:rFonts w:ascii="Courier New" w:hAnsi="Courier New" w:cs="Courier New" w:hint="default"/>
+      </w:rPr>
+    </w:lvl>
+    <w:lvl w:ilvl="5" w:tplc="04090005" w:tentative="1">
+      <w:start w:val="1"/>
+      <w:numFmt w:val="bullet"/>
+      <w:lvlText w:val=""/>
+      <w:lvlJc w:val="left"/>
+      <w:pPr>
+        <w:ind w:left="4320" w:hanging="360"/>
+      </w:pPr>
+      <w:rPr>
+        <w:rFonts w:ascii="Wingdings" w:hAnsi="Wingdings" w:hint="default"/>
+      </w:rPr>
+    </w:lvl>
+    <w:lvl w:ilvl="6" w:tplc="04090001" w:tentative="1">
+      <w:start w:val="1"/>
+      <w:numFmt w:val="bullet"/>
+      <w:lvlText w:val=""/>
+      <w:lvlJc w:val="left"/>
+      <w:pPr>
+        <w:ind w:left="5040" w:hanging="360"/>
+      </w:pPr>
+      <w:rPr>
+        <w:rFonts w:ascii="Symbol" w:hAnsi="Symbol" w:hint="default"/>
+      </w:rPr>
+    </w:lvl>
+    <w:lvl w:ilvl="7" w:tplc="04090003" w:tentative="1">
+      <w:start w:val="1"/>
+      <w:numFmt w:val="bullet"/>
+      <w:lvlText w:val="o"/>
+      <w:lvlJc w:val="left"/>
+      <w:pPr>
+        <w:ind w:left="5760" w:hanging="360"/>
+      </w:pPr>
+      <w:rPr>
+        <w:rFonts w:ascii="Courier New" w:hAnsi="Courier New" w:cs="Courier New" w:hint="default"/>
+      </w:rPr>
+    </w:lvl>
+    <w:lvl w:ilvl="8" w:tplc="04090005" w:tentative="1">
+      <w:start w:val="1"/>
+      <w:numFmt w:val="bullet"/>
+      <w:lvlText w:val=""/>
+      <w:lvlJc w:val="left"/>
+      <w:pPr>
+        <w:ind w:left="6480" w:hanging="360"/>
+      </w:pPr>
+      <w:rPr>
+        <w:rFonts w:ascii="Wingdings" w:hAnsi="Wingdings" w:hint="default"/>
+      </w:rPr>
+    </w:lvl>
+  </w:abstractNum>
+  <w:abstractNum w:abstractNumId="6" w15:restartNumberingAfterBreak="0">
     <w:nsid w:val="31E84520"/>
     <w:multiLevelType w:val="hybridMultilevel"/>
     <w:tmpl w:val="4CDC1FB8"/>
@@ -2211,7 +2370,7 @@
       </w:rPr>
     </w:lvl>
   </w:abstractNum>
-  <w:abstractNum w:abstractNumId="6" w15:restartNumberingAfterBreak="0">
+  <w:abstractNum w:abstractNumId="7" w15:restartNumberingAfterBreak="0">
     <w:nsid w:val="397B64E5"/>
     <w:multiLevelType w:val="hybridMultilevel"/>
     <w:tmpl w:val="070A6DD2"/>
@@ -2324,7 +2483,7 @@
       </w:rPr>
     </w:lvl>
   </w:abstractNum>
-  <w:abstractNum w:abstractNumId="7" w15:restartNumberingAfterBreak="0">
+  <w:abstractNum w:abstractNumId="8" w15:restartNumberingAfterBreak="0">
     <w:nsid w:val="56AC3BAE"/>
     <w:multiLevelType w:val="hybridMultilevel"/>
     <w:tmpl w:val="7DF6A6A0"/>
@@ -2437,7 +2596,7 @@
       </w:rPr>
     </w:lvl>
   </w:abstractNum>
-  <w:abstractNum w:abstractNumId="8" w15:restartNumberingAfterBreak="0">
+  <w:abstractNum w:abstractNumId="9" w15:restartNumberingAfterBreak="0">
     <w:nsid w:val="623F60BA"/>
     <w:multiLevelType w:val="hybridMultilevel"/>
     <w:tmpl w:val="F1282DD6"/>
@@ -2550,7 +2709,7 @@
       </w:rPr>
     </w:lvl>
   </w:abstractNum>
-  <w:abstractNum w:abstractNumId="9" w15:restartNumberingAfterBreak="0">
+  <w:abstractNum w:abstractNumId="10" w15:restartNumberingAfterBreak="0">
     <w:nsid w:val="71F62F71"/>
     <w:multiLevelType w:val="hybridMultilevel"/>
     <w:tmpl w:val="716CAAFE"/>
@@ -2690,7 +2849,7 @@
       </w:rPr>
     </w:lvl>
   </w:abstractNum>
-  <w:abstractNum w:abstractNumId="10" w15:restartNumberingAfterBreak="0">
+  <w:abstractNum w:abstractNumId="11" w15:restartNumberingAfterBreak="0">
     <w:nsid w:val="795A4F70"/>
     <w:multiLevelType w:val="hybridMultilevel"/>
     <w:tmpl w:val="5D76DD32"/>
@@ -2804,16 +2963,16 @@
     </w:lvl>
   </w:abstractNum>
   <w:num w:numId="1" w16cid:durableId="21784212">
+    <w:abstractNumId w:val="11"/>
+  </w:num>
+  <w:num w:numId="2" w16cid:durableId="417989317">
     <w:abstractNumId w:val="10"/>
   </w:num>
-  <w:num w:numId="2" w16cid:durableId="417989317">
+  <w:num w:numId="3" w16cid:durableId="1040784934">
     <w:abstractNumId w:val="9"/>
   </w:num>
-  <w:num w:numId="3" w16cid:durableId="1040784934">
-    <w:abstractNumId w:val="8"/>
-  </w:num>
   <w:num w:numId="4" w16cid:durableId="502009699">
-    <w:abstractNumId w:val="5"/>
+    <w:abstractNumId w:val="6"/>
   </w:num>
   <w:num w:numId="5" w16cid:durableId="270863407">
     <w:abstractNumId w:val="0"/>
@@ -2825,16 +2984,19 @@
     <w:abstractNumId w:val="3"/>
   </w:num>
   <w:num w:numId="8" w16cid:durableId="640429357">
-    <w:abstractNumId w:val="7"/>
+    <w:abstractNumId w:val="8"/>
   </w:num>
   <w:num w:numId="9" w16cid:durableId="809053073">
     <w:abstractNumId w:val="4"/>
   </w:num>
   <w:num w:numId="10" w16cid:durableId="1556695626">
-    <w:abstractNumId w:val="6"/>
+    <w:abstractNumId w:val="7"/>
   </w:num>
   <w:num w:numId="11" w16cid:durableId="808208862">
     <w:abstractNumId w:val="2"/>
+  </w:num>
+  <w:num w:numId="12" w16cid:durableId="965083429">
+    <w:abstractNumId w:val="5"/>
   </w:num>
   <w:numIdMacAtCleanup w:val="2"/>
 </w:numbering>

--- a/file/report/PYAS_PlantillaInformeTecnico.docx
+++ b/file/report/PYAS_PlantillaInformeTecnico.docx
@@ -58,7 +58,10 @@
           </w:tcPr>
           <w:p>
             <w:r>
-              <w:t>2026-1</w:t>
+              <w:t>2026-</w:t>
+            </w:r>
+            <w:r>
+              <w:t>2</w:t>
             </w:r>
           </w:p>
         </w:tc>
@@ -190,7 +193,7 @@
     <w:p>
       <w:pPr>
         <w:rPr>
-          <w:color w:val="C00000"/>
+          <w:color w:val="auto"/>
           <w:sz w:val="16"/>
           <w:szCs w:val="16"/>
         </w:rPr>
@@ -199,7 +202,7 @@
         <w:rPr>
           <w:b/>
           <w:bCs/>
-          <w:color w:val="C00000"/>
+          <w:color w:val="auto"/>
           <w:sz w:val="16"/>
           <w:szCs w:val="16"/>
         </w:rPr>
@@ -207,24 +210,16 @@
       </w:r>
       <w:r>
         <w:rPr>
-          <w:color w:val="C00000"/>
+          <w:color w:val="auto"/>
           <w:sz w:val="16"/>
           <w:szCs w:val="16"/>
         </w:rPr>
-        <w:t>:</w:t>
-      </w:r>
-      <w:r>
-        <w:rPr>
-          <w:color w:val="C00000"/>
-          <w:sz w:val="16"/>
-          <w:szCs w:val="16"/>
-        </w:rPr>
-        <w:t xml:space="preserve"> solo será válido si en cada una de las capturas de pantalla se observa su código de alumno </w:t>
+        <w:t xml:space="preserve">: solo será válido si en cada una de las capturas de pantalla se observa su código de alumno </w:t>
       </w:r>
       <w:r>
         <w:rPr>
           <w:rFonts w:eastAsia="Calibri"/>
-          <w:color w:val="C00000"/>
+          <w:color w:val="auto"/>
           <w:sz w:val="16"/>
           <w:szCs w:val="16"/>
           <w:lang w:val="es-CO" w:eastAsia="en-US"/>
@@ -233,7 +228,7 @@
       </w:r>
       <w:r>
         <w:rPr>
-          <w:color w:val="C00000"/>
+          <w:color w:val="auto"/>
           <w:sz w:val="16"/>
           <w:szCs w:val="16"/>
         </w:rPr>
@@ -243,7 +238,7 @@
         <w:rPr>
           <w:i/>
           <w:iCs/>
-          <w:color w:val="C00000"/>
+          <w:color w:val="auto"/>
           <w:sz w:val="16"/>
           <w:szCs w:val="16"/>
         </w:rPr>
@@ -251,7 +246,7 @@
       </w:r>
       <w:r>
         <w:rPr>
-          <w:color w:val="C00000"/>
+          <w:color w:val="auto"/>
           <w:sz w:val="16"/>
           <w:szCs w:val="16"/>
         </w:rPr>
@@ -264,7 +259,7 @@
           <w:bCs/>
           <w:i/>
           <w:iCs/>
-          <w:color w:val="C00000"/>
+          <w:color w:val="auto"/>
           <w:sz w:val="16"/>
           <w:szCs w:val="16"/>
         </w:rPr>
@@ -277,7 +272,7 @@
           <w:bCs/>
           <w:i/>
           <w:iCs/>
-          <w:color w:val="C00000"/>
+          <w:color w:val="auto"/>
           <w:sz w:val="16"/>
           <w:szCs w:val="16"/>
         </w:rPr>
@@ -285,7 +280,7 @@
       </w:r>
       <w:r>
         <w:rPr>
-          <w:color w:val="C00000"/>
+          <w:color w:val="auto"/>
           <w:sz w:val="16"/>
           <w:szCs w:val="16"/>
         </w:rPr>
@@ -297,7 +292,7 @@
           <w:bCs/>
           <w:i/>
           <w:iCs/>
-          <w:color w:val="C00000"/>
+          <w:color w:val="auto"/>
           <w:sz w:val="16"/>
           <w:szCs w:val="16"/>
         </w:rPr>
@@ -310,7 +305,7 @@
           <w:bCs/>
           <w:i/>
           <w:iCs/>
-          <w:color w:val="C00000"/>
+          <w:color w:val="auto"/>
           <w:sz w:val="16"/>
           <w:szCs w:val="16"/>
         </w:rPr>
@@ -319,7 +314,7 @@
       <w:proofErr w:type="spellEnd"/>
       <w:r>
         <w:rPr>
-          <w:color w:val="C00000"/>
+          <w:color w:val="auto"/>
           <w:sz w:val="16"/>
           <w:szCs w:val="16"/>
         </w:rPr>
@@ -331,7 +326,7 @@
           <w:bCs/>
           <w:i/>
           <w:iCs/>
-          <w:color w:val="C00000"/>
+          <w:color w:val="auto"/>
           <w:sz w:val="16"/>
           <w:szCs w:val="16"/>
         </w:rPr>
@@ -339,7 +334,7 @@
       </w:r>
       <w:r>
         <w:rPr>
-          <w:color w:val="C00000"/>
+          <w:color w:val="auto"/>
           <w:sz w:val="16"/>
           <w:szCs w:val="16"/>
         </w:rPr>
@@ -348,7 +343,7 @@
       <w:proofErr w:type="spellStart"/>
       <w:r>
         <w:rPr>
-          <w:color w:val="C00000"/>
+          <w:color w:val="auto"/>
           <w:sz w:val="16"/>
           <w:szCs w:val="16"/>
         </w:rPr>
@@ -357,7 +352,7 @@
       <w:proofErr w:type="spellEnd"/>
       <w:r>
         <w:rPr>
-          <w:color w:val="C00000"/>
+          <w:color w:val="auto"/>
           <w:sz w:val="16"/>
           <w:szCs w:val="16"/>
         </w:rPr>
@@ -369,7 +364,7 @@
           <w:bCs/>
           <w:i/>
           <w:iCs/>
-          <w:color w:val="C00000"/>
+          <w:color w:val="auto"/>
           <w:sz w:val="16"/>
           <w:szCs w:val="16"/>
         </w:rPr>
@@ -377,7 +372,7 @@
       </w:r>
       <w:r>
         <w:rPr>
-          <w:color w:val="C00000"/>
+          <w:color w:val="auto"/>
           <w:sz w:val="16"/>
           <w:szCs w:val="16"/>
         </w:rPr>
@@ -386,7 +381,7 @@
       <w:proofErr w:type="spellStart"/>
       <w:r>
         <w:rPr>
-          <w:color w:val="C00000"/>
+          <w:color w:val="auto"/>
           <w:sz w:val="16"/>
           <w:szCs w:val="16"/>
         </w:rPr>
@@ -395,7 +390,7 @@
       <w:proofErr w:type="spellEnd"/>
       <w:r>
         <w:rPr>
-          <w:color w:val="C00000"/>
+          <w:color w:val="auto"/>
           <w:sz w:val="16"/>
           <w:szCs w:val="16"/>
         </w:rPr>
@@ -421,7 +416,7 @@
           <w:kern w:val="2"/>
           <w:sz w:val="24"/>
           <w:szCs w:val="24"/>
-          <w:lang w:val="es-CO" w:eastAsia="es-CO"/>
+          <w:lang w:val="en-US" w:eastAsia="en-US"/>
           <w14:ligatures w14:val="standardContextual"/>
         </w:rPr>
       </w:pPr>
@@ -434,7 +429,7 @@
       <w:r>
         <w:fldChar w:fldCharType="separate"/>
       </w:r>
-      <w:hyperlink w:anchor="_Toc223413943" w:history="1">
+      <w:hyperlink w:anchor="_Toc231546619" w:history="1">
         <w:r>
           <w:rPr>
             <w:rStyle w:val="Hyperlink"/>
@@ -460,7 +455,7 @@
             <w:noProof/>
             <w:webHidden/>
           </w:rPr>
-          <w:instrText xml:space="preserve"> PAGEREF _Toc223413943 \h </w:instrText>
+          <w:instrText xml:space="preserve"> PAGEREF _Toc231546619 \h </w:instrText>
         </w:r>
         <w:r>
           <w:rPr>
@@ -504,16 +499,16 @@
           <w:kern w:val="2"/>
           <w:sz w:val="24"/>
           <w:szCs w:val="24"/>
-          <w:lang w:val="es-CO" w:eastAsia="es-CO"/>
+          <w:lang w:val="en-US" w:eastAsia="en-US"/>
           <w14:ligatures w14:val="standardContextual"/>
         </w:rPr>
       </w:pPr>
-      <w:hyperlink w:anchor="_Toc223413944" w:history="1">
+      <w:hyperlink w:anchor="_Toc231546620" w:history="1">
         <w:r>
           <w:rPr>
             <w:rStyle w:val="Hyperlink"/>
           </w:rPr>
-          <w:t>2. Actividad o pregunta …</w:t>
+          <w:t>2. Actividad o pregunta…</w:t>
         </w:r>
         <w:r>
           <w:rPr>
@@ -534,7 +529,7 @@
             <w:noProof/>
             <w:webHidden/>
           </w:rPr>
-          <w:instrText xml:space="preserve"> PAGEREF _Toc223413944 \h </w:instrText>
+          <w:instrText xml:space="preserve"> PAGEREF _Toc231546620 \h </w:instrText>
         </w:r>
         <w:r>
           <w:rPr>
@@ -578,16 +573,16 @@
           <w:kern w:val="2"/>
           <w:sz w:val="24"/>
           <w:szCs w:val="24"/>
-          <w:lang w:val="es-CO" w:eastAsia="es-CO"/>
+          <w:lang w:val="en-US" w:eastAsia="en-US"/>
           <w14:ligatures w14:val="standardContextual"/>
         </w:rPr>
       </w:pPr>
-      <w:hyperlink w:anchor="_Toc223413945" w:history="1">
+      <w:hyperlink w:anchor="_Toc231546621" w:history="1">
         <w:r>
           <w:rPr>
             <w:rStyle w:val="Hyperlink"/>
           </w:rPr>
-          <w:t>3. Actividad o pregunta …</w:t>
+          <w:t>3. Actividad o pregunta…</w:t>
         </w:r>
         <w:r>
           <w:rPr>
@@ -608,7 +603,7 @@
             <w:noProof/>
             <w:webHidden/>
           </w:rPr>
-          <w:instrText xml:space="preserve"> PAGEREF _Toc223413945 \h </w:instrText>
+          <w:instrText xml:space="preserve"> PAGEREF _Toc231546621 \h </w:instrText>
         </w:r>
         <w:r>
           <w:rPr>
@@ -640,69 +635,235 @@
       </w:hyperlink>
     </w:p>
     <w:p>
+      <w:pPr>
+        <w:pStyle w:val="TOC1"/>
+        <w:tabs>
+          <w:tab w:val="right" w:leader="dot" w:pos="9962"/>
+        </w:tabs>
+        <w:rPr>
+          <w:rFonts w:asciiTheme="minorHAnsi" w:eastAsiaTheme="minorEastAsia" w:hAnsiTheme="minorHAnsi" w:cstheme="minorBidi"/>
+          <w:noProof/>
+          <w:color w:val="auto"/>
+          <w:kern w:val="2"/>
+          <w:sz w:val="24"/>
+          <w:szCs w:val="24"/>
+          <w:lang w:val="en-US" w:eastAsia="en-US"/>
+          <w14:ligatures w14:val="standardContextual"/>
+        </w:rPr>
+      </w:pPr>
+      <w:hyperlink w:anchor="_Toc231546622" w:history="1">
+        <w:r>
+          <w:rPr>
+            <w:rStyle w:val="Hyperlink"/>
+          </w:rPr>
+          <w:t>Listado de anexos</w:t>
+        </w:r>
+        <w:r>
+          <w:rPr>
+            <w:noProof/>
+            <w:webHidden/>
+          </w:rPr>
+          <w:tab/>
+        </w:r>
+        <w:r>
+          <w:rPr>
+            <w:noProof/>
+            <w:webHidden/>
+          </w:rPr>
+          <w:fldChar w:fldCharType="begin"/>
+        </w:r>
+        <w:r>
+          <w:rPr>
+            <w:noProof/>
+            <w:webHidden/>
+          </w:rPr>
+          <w:instrText xml:space="preserve"> PAGEREF _Toc231546622 \h </w:instrText>
+        </w:r>
+        <w:r>
+          <w:rPr>
+            <w:noProof/>
+            <w:webHidden/>
+          </w:rPr>
+        </w:r>
+        <w:r>
+          <w:rPr>
+            <w:noProof/>
+            <w:webHidden/>
+          </w:rPr>
+          <w:fldChar w:fldCharType="separate"/>
+        </w:r>
+        <w:r>
+          <w:rPr>
+            <w:noProof/>
+            <w:webHidden/>
+          </w:rPr>
+          <w:t>1</w:t>
+        </w:r>
+        <w:r>
+          <w:rPr>
+            <w:noProof/>
+            <w:webHidden/>
+          </w:rPr>
+          <w:fldChar w:fldCharType="end"/>
+        </w:r>
+      </w:hyperlink>
+    </w:p>
+    <w:p>
+      <w:pPr>
+        <w:pStyle w:val="TOC1"/>
+        <w:tabs>
+          <w:tab w:val="right" w:leader="dot" w:pos="9962"/>
+        </w:tabs>
+        <w:rPr>
+          <w:rFonts w:asciiTheme="minorHAnsi" w:eastAsiaTheme="minorEastAsia" w:hAnsiTheme="minorHAnsi" w:cstheme="minorBidi"/>
+          <w:noProof/>
+          <w:color w:val="auto"/>
+          <w:kern w:val="2"/>
+          <w:sz w:val="24"/>
+          <w:szCs w:val="24"/>
+          <w:lang w:val="en-US" w:eastAsia="en-US"/>
+          <w14:ligatures w14:val="standardContextual"/>
+        </w:rPr>
+      </w:pPr>
+      <w:hyperlink w:anchor="_Toc231546623" w:history="1">
+        <w:r>
+          <w:rPr>
+            <w:rStyle w:val="Hyperlink"/>
+          </w:rPr>
+          <w:t>Referencias bibliográficas generales</w:t>
+        </w:r>
+        <w:r>
+          <w:rPr>
+            <w:noProof/>
+            <w:webHidden/>
+          </w:rPr>
+          <w:tab/>
+        </w:r>
+        <w:r>
+          <w:rPr>
+            <w:noProof/>
+            <w:webHidden/>
+          </w:rPr>
+          <w:fldChar w:fldCharType="begin"/>
+        </w:r>
+        <w:r>
+          <w:rPr>
+            <w:noProof/>
+            <w:webHidden/>
+          </w:rPr>
+          <w:instrText xml:space="preserve"> PAGEREF _Toc231546623 \h </w:instrText>
+        </w:r>
+        <w:r>
+          <w:rPr>
+            <w:noProof/>
+            <w:webHidden/>
+          </w:rPr>
+        </w:r>
+        <w:r>
+          <w:rPr>
+            <w:noProof/>
+            <w:webHidden/>
+          </w:rPr>
+          <w:fldChar w:fldCharType="separate"/>
+        </w:r>
+        <w:r>
+          <w:rPr>
+            <w:noProof/>
+            <w:webHidden/>
+          </w:rPr>
+          <w:t>1</w:t>
+        </w:r>
+        <w:r>
+          <w:rPr>
+            <w:noProof/>
+            <w:webHidden/>
+          </w:rPr>
+          <w:fldChar w:fldCharType="end"/>
+        </w:r>
+      </w:hyperlink>
+    </w:p>
+    <w:p>
       <w:r>
         <w:fldChar w:fldCharType="end"/>
       </w:r>
+    </w:p>
+    <w:p>
+      <w:pPr>
+        <w:pStyle w:val="Heading1"/>
+      </w:pPr>
+      <w:bookmarkStart w:id="0" w:name="_Toc230064251"/>
+      <w:bookmarkStart w:id="1" w:name="_Toc231546619"/>
+      <w:r>
+        <w:t>1. Actividad</w:t>
+      </w:r>
+      <w:r>
+        <w:rPr>
+          <w:lang w:val="es-ES"/>
+        </w:rPr>
+        <w:t xml:space="preserve"> o pregunta</w:t>
+      </w:r>
+      <w:r>
+        <w:t>…</w:t>
+      </w:r>
+      <w:bookmarkEnd w:id="0"/>
+      <w:bookmarkEnd w:id="1"/>
     </w:p>
     <w:p/>
     <w:p>
-      <w:pPr>
-        <w:pStyle w:val="Heading1"/>
-      </w:pPr>
-      <w:bookmarkStart w:id="0" w:name="_Toc223413943"/>
-      <w:r>
-        <w:t>1. Actividad</w:t>
-      </w:r>
-      <w:r>
-        <w:t xml:space="preserve"> o pregunta</w:t>
-      </w:r>
-      <w:r>
-        <w:t>…</w:t>
-      </w:r>
-      <w:bookmarkEnd w:id="0"/>
+      <w:r>
+        <w:t>Texto de la actividad…</w:t>
+      </w:r>
+    </w:p>
+    <w:p>
+      <w:r>
+        <w:t>Capturas de pantalla…</w:t>
+      </w:r>
+    </w:p>
+    <w:p>
+      <w:r>
+        <w:t>Referencias particulares…</w:t>
+      </w:r>
     </w:p>
     <w:p/>
     <w:p>
-      <w:r>
-        <w:t>Texto de la actividad….</w:t>
-      </w:r>
+      <w:pPr>
+        <w:pStyle w:val="Heading1"/>
+      </w:pPr>
+      <w:bookmarkStart w:id="2" w:name="_Toc230064252"/>
+      <w:bookmarkStart w:id="3" w:name="_Toc231546620"/>
+      <w:r>
+        <w:t>2. Actividad</w:t>
+      </w:r>
+      <w:r>
+        <w:rPr>
+          <w:lang w:val="es-ES"/>
+        </w:rPr>
+        <w:t xml:space="preserve"> o pregunta</w:t>
+      </w:r>
+      <w:r>
+        <w:t>…</w:t>
+      </w:r>
+      <w:bookmarkEnd w:id="2"/>
+      <w:bookmarkEnd w:id="3"/>
     </w:p>
     <w:p>
-      <w:r>
-        <w:t>Capturas de pantalla….</w:t>
-      </w:r>
-    </w:p>
-    <w:p/>
-    <w:p/>
-    <w:p>
-      <w:pPr>
-        <w:pStyle w:val="Heading1"/>
-      </w:pPr>
-      <w:bookmarkStart w:id="1" w:name="_Toc223413944"/>
-      <w:r>
-        <w:t>2. Actividad</w:t>
-      </w:r>
-      <w:r>
-        <w:t xml:space="preserve"> o pregunta </w:t>
-      </w:r>
-      <w:r>
-        <w:t>…</w:t>
-      </w:r>
-      <w:bookmarkEnd w:id="1"/>
+      <w:pPr>
+        <w:pStyle w:val="Heading2"/>
+      </w:pPr>
     </w:p>
     <w:p>
-      <w:pPr>
-        <w:pStyle w:val="Heading2"/>
-      </w:pPr>
+      <w:r>
+        <w:t>Texto de la actividad…</w:t>
+      </w:r>
     </w:p>
     <w:p>
       <w:r>
-        <w:t>Texto de la actividad….</w:t>
+        <w:t>Capturas de pantalla…</w:t>
       </w:r>
     </w:p>
     <w:p>
       <w:r>
-        <w:t>Capturas de pantalla….</w:t>
+        <w:t>Referencias particulares…</w:t>
       </w:r>
     </w:p>
     <w:p>
@@ -714,51 +875,55 @@
     </w:p>
     <w:p>
       <w:pPr>
+        <w:pStyle w:val="Heading1"/>
+      </w:pPr>
+      <w:bookmarkStart w:id="4" w:name="_Toc230064253"/>
+      <w:bookmarkStart w:id="5" w:name="_Toc231546621"/>
+      <w:r>
+        <w:t>3. Actividad</w:t>
+      </w:r>
+      <w:r>
         <w:rPr>
-          <w:lang w:val="es-ES_tradnl"/>
+          <w:lang w:val="es-ES"/>
         </w:rPr>
-      </w:pPr>
-    </w:p>
-    <w:p>
-      <w:pPr>
-        <w:pStyle w:val="Heading1"/>
-      </w:pPr>
-      <w:bookmarkStart w:id="2" w:name="_Toc223413945"/>
-      <w:r>
-        <w:t>3. Actividad</w:t>
-      </w:r>
-      <w:r>
-        <w:t xml:space="preserve"> o pregunta </w:t>
+        <w:t xml:space="preserve"> o pregunta</w:t>
       </w:r>
       <w:r>
         <w:t>…</w:t>
       </w:r>
-      <w:bookmarkEnd w:id="2"/>
+      <w:bookmarkEnd w:id="4"/>
+      <w:bookmarkEnd w:id="5"/>
     </w:p>
     <w:p/>
     <w:p>
       <w:r>
-        <w:t>Texto de la actividad….</w:t>
+        <w:t>Texto de la actividad…</w:t>
       </w:r>
     </w:p>
     <w:p>
       <w:r>
-        <w:t>Capturas de pantalla….</w:t>
+        <w:t>Capturas de pantalla…</w:t>
+      </w:r>
+    </w:p>
+    <w:p>
+      <w:r>
+        <w:t>Referencias particulares…</w:t>
       </w:r>
     </w:p>
     <w:p/>
-    <w:p/>
     <w:p>
       <w:pPr>
         <w:pStyle w:val="Heading1"/>
       </w:pPr>
-      <w:bookmarkStart w:id="3" w:name="_Toc205620316"/>
-      <w:bookmarkStart w:id="4" w:name="_Toc225060034"/>
+      <w:bookmarkStart w:id="6" w:name="_Toc205620316"/>
+      <w:bookmarkStart w:id="7" w:name="_Toc230064254"/>
+      <w:bookmarkStart w:id="8" w:name="_Toc231546622"/>
       <w:r>
         <w:t>Listado de anexos</w:t>
       </w:r>
-      <w:bookmarkEnd w:id="3"/>
-      <w:bookmarkEnd w:id="4"/>
+      <w:bookmarkEnd w:id="6"/>
+      <w:bookmarkEnd w:id="7"/>
+      <w:bookmarkEnd w:id="8"/>
     </w:p>
     <w:p/>
     <w:tbl>
@@ -833,18 +998,24 @@
       </w:tr>
     </w:tbl>
     <w:p/>
-    <w:p/>
     <w:p>
       <w:pPr>
         <w:pStyle w:val="Heading1"/>
       </w:pPr>
-      <w:bookmarkStart w:id="5" w:name="_Toc205620317"/>
-      <w:bookmarkStart w:id="6" w:name="_Toc225060035"/>
+      <w:bookmarkStart w:id="9" w:name="_Toc205620317"/>
+      <w:bookmarkStart w:id="10" w:name="_Toc225060035"/>
+      <w:bookmarkStart w:id="11" w:name="_Toc230064255"/>
+      <w:bookmarkStart w:id="12" w:name="_Toc231546623"/>
       <w:r>
         <w:t>Referencias bibliográficas</w:t>
       </w:r>
-      <w:bookmarkEnd w:id="5"/>
-      <w:bookmarkEnd w:id="6"/>
+      <w:bookmarkEnd w:id="9"/>
+      <w:bookmarkEnd w:id="10"/>
+      <w:r>
+        <w:t xml:space="preserve"> generales</w:t>
+      </w:r>
+      <w:bookmarkEnd w:id="11"/>
+      <w:bookmarkEnd w:id="12"/>
     </w:p>
     <w:p>
       <w:pPr>
@@ -889,6 +1060,7 @@
         <w:t>Referencia 2</w:t>
       </w:r>
     </w:p>
+    <w:p/>
     <w:sectPr>
       <w:headerReference w:type="default" r:id="rId9"/>
       <w:footerReference w:type="even" r:id="rId10"/>
@@ -1281,8 +1453,8 @@
           <w:tcW w:w="995" w:type="pct"/>
           <w:vAlign w:val="center"/>
         </w:tcPr>
-        <w:bookmarkStart w:id="7" w:name="_Hlk534720586"/>
-        <w:bookmarkStart w:id="8" w:name="_Hlk534720587"/>
+        <w:bookmarkStart w:id="13" w:name="_Hlk534720586"/>
+        <w:bookmarkStart w:id="14" w:name="_Hlk534720587"/>
         <w:p>
           <w:pPr>
             <w:jc w:val="left"/>
@@ -1504,8 +1676,8 @@
       </w:tc>
     </w:tr>
   </w:tbl>
-  <w:bookmarkEnd w:id="7"/>
-  <w:bookmarkEnd w:id="8"/>
+  <w:bookmarkEnd w:id="13"/>
+  <w:bookmarkEnd w:id="14"/>
   <w:p>
     <w:pPr>
       <w:pStyle w:val="Header"/>
@@ -3409,11 +3581,8 @@
     <w:next w:val="Normal"/>
     <w:link w:val="Heading1Char"/>
     <w:qFormat/>
-    <w:rsid w:val="00B70196"/>
+    <w:rsid w:val="00321C91"/>
     <w:pPr>
-      <w:pBdr>
-        <w:bottom w:val="single" w:sz="4" w:space="1" w:color="auto"/>
-      </w:pBdr>
       <w:jc w:val="left"/>
       <w:outlineLvl w:val="0"/>
     </w:pPr>
@@ -3969,7 +4138,7 @@
     <w:name w:val="Heading 1 Char"/>
     <w:basedOn w:val="DefaultParagraphFont"/>
     <w:link w:val="Heading1"/>
-    <w:rsid w:val="00B70196"/>
+    <w:rsid w:val="00321C91"/>
     <w:rPr>
       <w:rFonts w:ascii="Segoe UI Light" w:hAnsi="Segoe UI Light" w:cs="Arial"/>
       <w:color w:val="000000" w:themeColor="text1"/>
